--- a/seguiment/InformeFinal_AdriaMuroGomez_V4.docx
+++ b/seguiment/InformeFinal_AdriaMuroGomez_V4.docx
@@ -3300,13 +3300,13 @@
           <w:noProof/>
         </w:rPr>
         <w:drawing>
-          <wp:anchor distT="0" distB="0" distL="114300" distR="114300" simplePos="0" relativeHeight="251673600" behindDoc="0" locked="0" layoutInCell="1" allowOverlap="1" wp14:anchorId="0DC88901" wp14:editId="231026CD">
+          <wp:anchor distT="0" distB="0" distL="114300" distR="114300" simplePos="0" relativeHeight="251673600" behindDoc="0" locked="0" layoutInCell="1" allowOverlap="1" wp14:anchorId="0DC88901" wp14:editId="0AD9D4F8">
             <wp:simplePos x="0" y="0"/>
             <wp:positionH relativeFrom="margin">
-              <wp:posOffset>3276600</wp:posOffset>
+              <wp:align>right</wp:align>
             </wp:positionH>
             <wp:positionV relativeFrom="paragraph">
-              <wp:posOffset>130175</wp:posOffset>
+              <wp:posOffset>606425</wp:posOffset>
             </wp:positionV>
             <wp:extent cx="3109595" cy="2077085"/>
             <wp:effectExtent l="0" t="0" r="0" b="0"/>
@@ -3360,7 +3360,13 @@
         <w:rPr>
           <w:lang w:val="es-ES"/>
         </w:rPr>
-        <w:t>Les classes generades pel model es relacionen amb els patrons espectrals identificats pel procés de clustering. Segons la literatura de diagnosi vibracional [9], cada tipologia es pot associar a un fenomen físic concret:</w:t>
+        <w:t xml:space="preserve">Les classes generades pel model es relacionen amb els patrons espectrals identificats pel procés de clustering. Segons la literatura de diagnosi vibracional [9], </w:t>
+      </w:r>
+      <w:r>
+        <w:t>cada tipologia constitueix una hipòtesi de diagnòstic compatible amb els patrons vibracionals observats</w:t>
+      </w:r>
+      <w:r>
+        <w:t>.</w:t>
       </w:r>
     </w:p>
     <w:p>
@@ -3388,7 +3394,19 @@
         <w:rPr>
           <w:lang w:val="es-ES"/>
         </w:rPr>
-        <w:t> → inestabilitat estructural per impactes o afluixament mecànic.</w:t>
+        <w:t xml:space="preserve"> → </w:t>
+      </w:r>
+      <w:r>
+        <w:rPr>
+          <w:lang w:val="es-ES"/>
+        </w:rPr>
+        <w:t xml:space="preserve">compatible amb </w:t>
+      </w:r>
+      <w:r>
+        <w:rPr>
+          <w:lang w:val="es-ES"/>
+        </w:rPr>
+        <w:t>inestabilitat estructural per impactes o afluixament mecànic.</w:t>
       </w:r>
     </w:p>
     <w:p>
@@ -3416,7 +3434,19 @@
         <w:rPr>
           <w:lang w:val="es-ES"/>
         </w:rPr>
-        <w:t> → possible desalineació, component a 2× RPM.</w:t>
+        <w:t xml:space="preserve"> → </w:t>
+      </w:r>
+      <w:r>
+        <w:rPr>
+          <w:lang w:val="es-ES"/>
+        </w:rPr>
+        <w:t>compatible amb</w:t>
+      </w:r>
+      <w:r>
+        <w:rPr>
+          <w:lang w:val="es-ES"/>
+        </w:rPr>
+        <w:t xml:space="preserve"> desalineació, component a 2× RPM.</w:t>
       </w:r>
     </w:p>
     <w:p>
@@ -3444,7 +3474,25 @@
         <w:rPr>
           <w:lang w:val="es-ES"/>
         </w:rPr>
-        <w:t> → registres capturats en modes d'adquisició d'alt rang freqüencial; possibles components de desbalanceig o ressonàncies.</w:t>
+        <w:t xml:space="preserve"> → </w:t>
+      </w:r>
+      <w:r>
+        <w:rPr>
+          <w:lang w:val="es-ES"/>
+        </w:rPr>
+        <w:t xml:space="preserve">compatible amb desbalanceig o ressonàncies, </w:t>
+      </w:r>
+      <w:r>
+        <w:rPr>
+          <w:lang w:val="es-ES"/>
+        </w:rPr>
+        <w:t>registres capturats en modes d'adquisició d'alt rang freqüencial</w:t>
+      </w:r>
+      <w:r>
+        <w:rPr>
+          <w:lang w:val="es-ES"/>
+        </w:rPr>
+        <w:t>.</w:t>
       </w:r>
     </w:p>
     <w:p>
@@ -3472,7 +3520,19 @@
         <w:rPr>
           <w:lang w:val="es-ES"/>
         </w:rPr>
-        <w:t> → degradació general o comportament vibracional mixt sense una causa única dominant.</w:t>
+        <w:t xml:space="preserve"> → </w:t>
+      </w:r>
+      <w:r>
+        <w:rPr>
+          <w:lang w:val="es-ES"/>
+        </w:rPr>
+        <w:t xml:space="preserve">compatible amb </w:t>
+      </w:r>
+      <w:r>
+        <w:rPr>
+          <w:lang w:val="es-ES"/>
+        </w:rPr>
+        <w:t>degradació general o comportament vibracional mixt sense una causa única dominant.</w:t>
       </w:r>
     </w:p>
     <w:p>
@@ -3487,16 +3547,42 @@
       </w:pPr>
       <w:r>
         <w:rPr>
+          <w:lang w:val="es-ES"/>
+        </w:rPr>
+        <w:t>Aquesta interpretació connecta els resultats del model amb fenòmens físics reals de la maquinària industrial.</w:t>
+      </w:r>
+    </w:p>
+    <w:commentRangeEnd w:id="0"/>
+    <w:p>
+      <w:pPr>
+        <w:pStyle w:val="Ttulo1"/>
+        <w:spacing w:line="240" w:lineRule="auto"/>
+        <w:jc w:val="both"/>
+        <w:rPr>
+          <w:color w:val="000000"/>
+        </w:rPr>
+      </w:pPr>
+      <w:r>
+        <w:rPr>
+          <w:rStyle w:val="Refdecomentario"/>
           <w:noProof/>
+          <w:sz w:val="23"/>
+          <w:szCs w:val="20"/>
+        </w:rPr>
+        <w:commentReference w:id="0"/>
+      </w:r>
+      <w:r>
+        <w:rPr>
+          <w:noProof/>
         </w:rPr>
         <w:drawing>
-          <wp:anchor distT="0" distB="0" distL="114300" distR="114300" simplePos="0" relativeHeight="251674624" behindDoc="0" locked="0" layoutInCell="1" allowOverlap="1" wp14:anchorId="7DB50CF9" wp14:editId="79F3F646">
+          <wp:anchor distT="0" distB="0" distL="114300" distR="114300" simplePos="0" relativeHeight="251674624" behindDoc="0" locked="0" layoutInCell="1" allowOverlap="1" wp14:anchorId="7DB50CF9" wp14:editId="3F13B142">
             <wp:simplePos x="0" y="0"/>
             <wp:positionH relativeFrom="column">
               <wp:posOffset>3248025</wp:posOffset>
             </wp:positionH>
             <wp:positionV relativeFrom="paragraph">
-              <wp:posOffset>366395</wp:posOffset>
+              <wp:posOffset>92075</wp:posOffset>
             </wp:positionV>
             <wp:extent cx="3194685" cy="2352675"/>
             <wp:effectExtent l="0" t="0" r="5715" b="9525"/>
@@ -3513,7 +3599,7 @@
                     <pic:cNvPicPr/>
                   </pic:nvPicPr>
                   <pic:blipFill>
-                    <a:blip r:embed="rId15" cstate="print">
+                    <a:blip r:embed="rId19" cstate="print">
                       <a:extLst>
                         <a:ext uri="{28A0092B-C50C-407E-A947-70E740481C1C}">
                           <a14:useLocalDpi xmlns:a14="http://schemas.microsoft.com/office/drawing/2010/main" val="0"/>
@@ -3547,32 +3633,6 @@
       </w:r>
       <w:r>
         <w:rPr>
-          <w:lang w:val="es-ES"/>
-        </w:rPr>
-        <w:t>Aquesta interpretació connecta els resultats del model amb fenòmens físics reals de la maquinària industrial.</w:t>
-      </w:r>
-    </w:p>
-    <w:commentRangeEnd w:id="0"/>
-    <w:p>
-      <w:pPr>
-        <w:pStyle w:val="Ttulo1"/>
-        <w:spacing w:line="240" w:lineRule="auto"/>
-        <w:jc w:val="both"/>
-        <w:rPr>
-          <w:color w:val="000000"/>
-        </w:rPr>
-      </w:pPr>
-      <w:r>
-        <w:rPr>
-          <w:rStyle w:val="Refdecomentario"/>
-          <w:color w:val="000000"/>
-          <w:sz w:val="23"/>
-          <w:szCs w:val="20"/>
-        </w:rPr>
-        <w:commentReference w:id="0"/>
-      </w:r>
-      <w:r>
-        <w:rPr>
           <w:color w:val="000000"/>
         </w:rPr>
         <w:t>7</w:t>
@@ -3699,10 +3759,7 @@
         <w:jc w:val="both"/>
       </w:pPr>
       <w:r>
-        <w:t xml:space="preserve">Aquesta etapa té un caràcter estrictament de validació preliminar i no forma part del sistema final de desplegament, sinó que permet assegurar que la </w:t>
-      </w:r>
-      <w:r>
-        <w:t>representació dels senyals és adequada per a la detecció d’anomalies.</w:t>
+        <w:t>Aquesta etapa té un caràcter estrictament de validació preliminar i no forma part del sistema final de desplegament, sinó que permet assegurar que la representació dels senyals és adequada per a la detecció d’anomalies.</w:t>
       </w:r>
     </w:p>
     <w:p>
@@ -3832,17 +3889,17 @@
         <w:jc w:val="both"/>
       </w:pPr>
       <w:r>
-        <w:t>Aquesta figura mostra l’espectre de freqüència de quatre registres diferents de vibració. En cada cas es representa la distribució d’amplitud en funció de la freqüència.</w:t>
+        <w:t xml:space="preserve">Aquesta figura mostra l’espectre de freqüència de quatre registres diferents de vibració. En cada cas es </w:t>
+      </w:r>
+      <w:r>
+        <w:lastRenderedPageBreak/>
+        <w:t>representa la distribució d’amplitud en funció de la freqüència.</w:t>
       </w:r>
       <w:r>
         <w:t xml:space="preserve"> </w:t>
       </w:r>
       <w:r>
-        <w:t xml:space="preserve">S’hi destaca la freqüència dominant, que correspon al punt de màxima amplitud dins de cada </w:t>
-      </w:r>
-      <w:r>
-        <w:lastRenderedPageBreak/>
-        <w:t>espectre. Aquest element és especialment rellevant, ja que pot estar associat a fenòmens físics concrets com desequilibris, desalineacions o ressonàncies mecàniques.</w:t>
+        <w:t>S’hi destaca la freqüència dominant, que correspon al punt de màxima amplitud dins de cada espectre. Aquest element és especialment rellevant, ja que pot estar associat a fenòmens físics concrets com desequilibris, desalineacions o ressonàncies mecàniques.</w:t>
       </w:r>
     </w:p>
     <w:p>
@@ -3962,57 +4019,20 @@
         <w:jc w:val="both"/>
       </w:pPr>
       <w:r>
-        <w:t>Aquesta figura està composta per dues visualitzacions complementàries.</w:t>
-      </w:r>
-      <w:r>
-        <w:t xml:space="preserve"> </w:t>
-      </w:r>
-      <w:r>
-        <w:t>En la part superior es mostra la distribució dels registres segons l’</w:t>
-      </w:r>
-      <w:r>
-        <w:rPr>
-          <w:i/>
-          <w:iCs/>
-        </w:rPr>
-        <w:t>anomaly score</w:t>
-      </w:r>
-      <w:r>
-        <w:t xml:space="preserve"> assignat pel model Isolation Forest. Els punts blaus representen observacions normals, mentre que els punts vermells representen anomalies detectades. La línia verda indica el llindar (</w:t>
-      </w:r>
-      <w:r>
-        <w:rPr>
-          <w:i/>
-          <w:iCs/>
-        </w:rPr>
-        <w:t>threshold</w:t>
-      </w:r>
-      <w:r>
-        <w:t>) utilitzat pel model per separar ambdós comportaments.</w:t>
-      </w:r>
-    </w:p>
-    <w:p>
-      <w:pPr>
-        <w:pStyle w:val="PARAGRAPH"/>
-        <w:spacing w:before="160" w:after="40"/>
-        <w:ind w:firstLine="238"/>
-        <w:jc w:val="both"/>
-      </w:pPr>
-      <w:r>
         <w:rPr>
           <w:noProof/>
         </w:rPr>
         <w:drawing>
-          <wp:anchor distT="0" distB="0" distL="114300" distR="114300" simplePos="0" relativeHeight="251666432" behindDoc="0" locked="0" layoutInCell="1" allowOverlap="1" wp14:anchorId="19647AD0" wp14:editId="4E368DCC">
+          <wp:anchor distT="0" distB="0" distL="114300" distR="114300" simplePos="0" relativeHeight="251666432" behindDoc="0" locked="0" layoutInCell="1" allowOverlap="1" wp14:anchorId="19647AD0" wp14:editId="359337A3">
             <wp:simplePos x="0" y="0"/>
-            <wp:positionH relativeFrom="column">
-              <wp:align>right</wp:align>
+            <wp:positionH relativeFrom="margin">
+              <wp:posOffset>4445</wp:posOffset>
             </wp:positionH>
             <wp:positionV relativeFrom="paragraph">
-              <wp:posOffset>980440</wp:posOffset>
+              <wp:posOffset>1409065</wp:posOffset>
             </wp:positionV>
-            <wp:extent cx="3045460" cy="2631440"/>
-            <wp:effectExtent l="0" t="0" r="2540" b="0"/>
+            <wp:extent cx="2976245" cy="2571750"/>
+            <wp:effectExtent l="0" t="0" r="0" b="0"/>
             <wp:wrapTopAndBottom/>
             <wp:docPr id="763831207" name="Imagen 4"/>
             <wp:cNvGraphicFramePr>
@@ -4040,7 +4060,7 @@
                   <pic:spPr>
                     <a:xfrm>
                       <a:off x="0" y="0"/>
-                      <a:ext cx="3045460" cy="2631440"/>
+                      <a:ext cx="2976245" cy="2571750"/>
                     </a:xfrm>
                     <a:prstGeom prst="rect">
                       <a:avLst/>
@@ -4059,45 +4079,79 @@
         </w:drawing>
       </w:r>
       <w:r>
-        <w:t>En la part inferior es presenta un histograma de distribució dels anomaly scores per a ambdues classes. Aquesta visualització permet observar de manera clara la separació entre el comportament normal i anòmal, evidenciant que el model aconsegueix diferenciar adequadament entre ambdós grups.</w:t>
+        <w:t>Aquesta figura està composta per dues visualitzacions complementàries.</w:t>
+      </w:r>
+      <w:r>
+        <w:t xml:space="preserve"> </w:t>
+      </w:r>
+      <w:r>
+        <w:t>En la part superior es mostra la distribució dels registres segons l’</w:t>
+      </w:r>
+      <w:r>
+        <w:rPr>
+          <w:i/>
+          <w:iCs/>
+        </w:rPr>
+        <w:t>anomaly score</w:t>
+      </w:r>
+      <w:r>
+        <w:t xml:space="preserve"> assignat pel model Isolation Forest. Els punts blaus representen observacions normals, mentre que els punts vermells representen anomalies detectades. La línia verda indica el llindar (</w:t>
+      </w:r>
+      <w:r>
+        <w:rPr>
+          <w:i/>
+          <w:iCs/>
+        </w:rPr>
+        <w:t>threshold</w:t>
+      </w:r>
+      <w:r>
+        <w:t>) utilitzat pel model per separar ambdós comportaments.</w:t>
       </w:r>
     </w:p>
     <w:p>
       <w:pPr>
         <w:pStyle w:val="PARAGRAPH"/>
         <w:jc w:val="center"/>
-      </w:pPr>
-      <w:r>
         <w:rPr>
           <w:rFonts w:ascii="Helvetica" w:hAnsi="Helvetica" w:cs="Helvetica"/>
           <w:sz w:val="16"/>
           <w:szCs w:val="16"/>
         </w:rPr>
-        <w:t xml:space="preserve">Fig. </w:t>
-      </w:r>
+      </w:pPr>
+    </w:p>
+    <w:p>
+      <w:pPr>
+        <w:pStyle w:val="PARAGRAPH"/>
+        <w:jc w:val="center"/>
+      </w:pPr>
       <w:r>
         <w:rPr>
           <w:rFonts w:ascii="Helvetica" w:hAnsi="Helvetica" w:cs="Helvetica"/>
           <w:sz w:val="16"/>
           <w:szCs w:val="16"/>
         </w:rPr>
-        <w:t>4</w:t>
-      </w:r>
-      <w:r>
-        <w:rPr>
-          <w:rFonts w:ascii="Helvetica" w:hAnsi="Helvetica" w:cs="Helvetica"/>
-          <w:sz w:val="16"/>
-          <w:szCs w:val="16"/>
-        </w:rPr>
-        <w:t xml:space="preserve">.  </w:t>
-      </w:r>
-      <w:r>
-        <w:rPr>
-          <w:rFonts w:ascii="Helvetica" w:hAnsi="Helvetica" w:cs="Helvetica"/>
-          <w:sz w:val="16"/>
-          <w:szCs w:val="16"/>
-        </w:rPr>
-        <w:t>Exemple de senyals classificats com a normals i anòmals.</w:t>
+        <w:t>Fig. 4.  Exemple de senyals classificats com a normals i anòmals.</w:t>
+      </w:r>
+    </w:p>
+    <w:p>
+      <w:pPr>
+        <w:pStyle w:val="PARAGRAPH"/>
+        <w:jc w:val="center"/>
+      </w:pPr>
+    </w:p>
+    <w:p>
+      <w:pPr>
+        <w:pStyle w:val="PARAGRAPH"/>
+        <w:jc w:val="both"/>
+      </w:pPr>
+      <w:r>
+        <w:t>En la part inferior es presenta un histograma de distribució dels anomaly scores per a ambdues classes. Aquesta visualització permet observar de manera clara la</w:t>
+      </w:r>
+      <w:r>
+        <w:t xml:space="preserve"> </w:t>
+      </w:r>
+      <w:r>
+        <w:t>separació entre el comportament normal i anòmal, evidenciant que el model aconsegueix diferenciar adequadament entre ambdós grups.</w:t>
       </w:r>
     </w:p>
     <w:p>
@@ -4369,7 +4423,20 @@
         <w:jc w:val="both"/>
       </w:pPr>
       <w:r>
-        <w:t xml:space="preserve">La distribució dels clústers mostra una presència predominant de patrons associats a </w:t>
+        <w:lastRenderedPageBreak/>
+        <w:t xml:space="preserve">La distribució dels clústers mostra una presència predominant de patrons </w:t>
+      </w:r>
+      <w:r>
+        <w:t>compatibles</w:t>
+      </w:r>
+      <w:r>
+        <w:t xml:space="preserve"> a</w:t>
+      </w:r>
+      <w:r>
+        <w:t>mb</w:t>
+      </w:r>
+      <w:r>
+        <w:t xml:space="preserve"> </w:t>
       </w:r>
       <w:r>
         <w:rPr>
@@ -4521,22 +4588,29 @@
         <w:t>,7%)</w:t>
       </w:r>
       <w:r>
-        <w:t xml:space="preserve"> apareixen amb menor freqüència. Aquesta distribució és coherent amb el comportament </w:t>
-      </w:r>
+        <w:t xml:space="preserve"> apareixen amb menor freqüència. Aquesta distribució és coherent amb el comportament esperat en maquinària rotativa industrial, on les alteracions en alineació i estabilitat mecànica acostumen a generar una part important de les anomalies vibracionals.</w:t>
+      </w:r>
+    </w:p>
+    <w:p>
+      <w:pPr>
+        <w:pStyle w:val="PARAGRAPH"/>
+        <w:spacing w:before="160" w:after="40"/>
+        <w:ind w:firstLine="238"/>
+        <w:jc w:val="both"/>
+      </w:pPr>
       <w:r>
         <w:rPr>
           <w:b/>
           <w:noProof/>
         </w:rPr>
-        <w:lastRenderedPageBreak/>
         <w:drawing>
-          <wp:anchor distT="0" distB="0" distL="114300" distR="114300" simplePos="0" relativeHeight="251660288" behindDoc="0" locked="0" layoutInCell="1" allowOverlap="1" wp14:anchorId="551C9652" wp14:editId="14DE4BE9">
+          <wp:anchor distT="0" distB="0" distL="114300" distR="114300" simplePos="0" relativeHeight="251660288" behindDoc="0" locked="0" layoutInCell="1" allowOverlap="1" wp14:anchorId="551C9652" wp14:editId="553CA50B">
             <wp:simplePos x="0" y="0"/>
             <wp:positionH relativeFrom="column">
-              <wp:posOffset>3381375</wp:posOffset>
+              <wp:posOffset>3333750</wp:posOffset>
             </wp:positionH>
             <wp:positionV relativeFrom="paragraph">
-              <wp:posOffset>11430</wp:posOffset>
+              <wp:posOffset>1270</wp:posOffset>
             </wp:positionV>
             <wp:extent cx="3067050" cy="3104515"/>
             <wp:effectExtent l="0" t="0" r="0" b="0"/>
@@ -4586,17 +4660,6 @@
         </w:drawing>
       </w:r>
       <w:r>
-        <w:t>esperat en maquinària rotativa industrial, on les alteracions en alineació i estabilitat mecànica acostumen a generar una part important de les anomalies vibracionals.</w:t>
-      </w:r>
-    </w:p>
-    <w:p>
-      <w:pPr>
-        <w:pStyle w:val="PARAGRAPH"/>
-        <w:spacing w:before="160" w:after="40"/>
-        <w:ind w:firstLine="238"/>
-        <w:jc w:val="both"/>
-      </w:pPr>
-      <w:r>
         <w:t xml:space="preserve">Pel que fa al model de classificació, les característiques amb més pes en el procés de decisió són la </w:t>
       </w:r>
       <w:r>
@@ -5208,6 +5271,7 @@
         <w:jc w:val="both"/>
       </w:pPr>
       <w:r>
+        <w:lastRenderedPageBreak/>
         <w:t xml:space="preserve">Aquesta organització permet conservar de forma independent cada etapa del processament i facilita tant la reutilització dels artefactes generats com la reproducció dels experiments. </w:t>
       </w:r>
     </w:p>
@@ -5219,27 +5283,17 @@
         <w:jc w:val="both"/>
       </w:pPr>
       <w:r>
-        <w:t xml:space="preserve">Les </w:t>
-      </w:r>
-      <w:r>
-        <w:t xml:space="preserve">principals categories d'emmagatzematge corresponen a les dades originals provinents dels sensors IoT, les dades preprocessades amb les característiques espectrals calculades, els models entrenats, les prediccions </w:t>
-      </w:r>
-      <w:r>
-        <w:lastRenderedPageBreak/>
-        <w:t xml:space="preserve">finals generades pel sistema i el codi del dashboard per al </w:t>
-      </w:r>
-      <w:r>
         <w:rPr>
           <w:noProof/>
         </w:rPr>
         <w:drawing>
-          <wp:anchor distT="0" distB="0" distL="114300" distR="114300" simplePos="0" relativeHeight="251676672" behindDoc="0" locked="0" layoutInCell="1" allowOverlap="1" wp14:anchorId="56C6C3FB" wp14:editId="5A2CB146">
+          <wp:anchor distT="0" distB="0" distL="114300" distR="114300" simplePos="0" relativeHeight="251676672" behindDoc="0" locked="0" layoutInCell="1" allowOverlap="1" wp14:anchorId="56C6C3FB" wp14:editId="4598B9E0">
             <wp:simplePos x="0" y="0"/>
             <wp:positionH relativeFrom="margin">
-              <wp:align>left</wp:align>
+              <wp:posOffset>47625</wp:posOffset>
             </wp:positionH>
             <wp:positionV relativeFrom="paragraph">
-              <wp:posOffset>528955</wp:posOffset>
+              <wp:posOffset>957580</wp:posOffset>
             </wp:positionV>
             <wp:extent cx="2891790" cy="2251075"/>
             <wp:effectExtent l="0" t="0" r="0" b="0"/>
@@ -5298,7 +5352,10 @@
         </w:drawing>
       </w:r>
       <w:r>
-        <w:t>seu desplegament.</w:t>
+        <w:t xml:space="preserve">Les </w:t>
+      </w:r>
+      <w:r>
+        <w:t>principals categories d'emmagatzematge corresponen a les dades originals provinents dels sensors IoT, les dades preprocessades amb les característiques espectrals calculades, els models entrenats, les prediccions finals generades pel sistema i el codi del dashboard per al seu desplegament.</w:t>
       </w:r>
     </w:p>
     <w:p>
@@ -5589,14 +5646,7 @@
           <w:b/>
           <w:bCs/>
         </w:rPr>
-        <w:t xml:space="preserve">SageMaker </w:t>
-      </w:r>
-      <w:r>
-        <w:rPr>
-          <w:b/>
-          <w:bCs/>
-        </w:rPr>
-        <w:t>Training Jobs</w:t>
+        <w:t>SageMaker Training Jobs</w:t>
       </w:r>
       <w:r>
         <w:t xml:space="preserve"> i </w:t>
@@ -5757,6 +5807,22 @@
       <w:r>
         <w:t>, a la mateixa regió que la resta de la infraestructura.</w:t>
       </w:r>
+      <w:r>
+        <w:t xml:space="preserve"> </w:t>
+      </w:r>
+      <w:r>
+        <w:t xml:space="preserve">El procés de desplegament s'ha automatitzat mitjançant un </w:t>
+      </w:r>
+      <w:r>
+        <w:rPr>
+          <w:i/>
+          <w:iCs/>
+        </w:rPr>
+        <w:t>script</w:t>
+      </w:r>
+      <w:r>
+        <w:t xml:space="preserve"> Python que gestiona tots els passos necessaris sense intervenció manual. </w:t>
+      </w:r>
     </w:p>
     <w:p>
       <w:pPr>
@@ -5766,17 +5832,13 @@
         <w:jc w:val="both"/>
       </w:pPr>
       <w:r>
-        <w:t xml:space="preserve">El procés de desplegament s'ha automatitzat mitjançant un </w:t>
-      </w:r>
-      <w:r>
-        <w:rPr>
-          <w:i/>
-          <w:iCs/>
-        </w:rPr>
-        <w:t>script</w:t>
-      </w:r>
-      <w:r>
-        <w:t xml:space="preserve"> Python que gestiona tots els passos necessaris sense intervenció manual. </w:t>
+        <w:t>En primer lloc, el codi del dashboard i les seves de</w:t>
+      </w:r>
+      <w:r>
+        <w:t xml:space="preserve"> </w:t>
+      </w:r>
+      <w:r>
+        <w:t xml:space="preserve">pendències es pugen al bucket perquè la instància els pugui descarregar en l'arrencada. </w:t>
       </w:r>
     </w:p>
     <w:p>
@@ -5787,13 +5849,17 @@
         <w:jc w:val="both"/>
       </w:pPr>
       <w:r>
-        <w:t>En primer lloc, el codi del dashboard i les seves de</w:t>
-      </w:r>
-      <w:r>
-        <w:t xml:space="preserve"> </w:t>
-      </w:r>
-      <w:r>
-        <w:t xml:space="preserve">pendències es pugen al bucket perquè la instància els pugui descarregar en l'arrencada. </w:t>
+        <w:t xml:space="preserve">S'ha optat per un rol IAM amb permisos de lectura mínims sobre el bucket, evitant credencials explícites al codi i seguint el principi de </w:t>
+      </w:r>
+      <w:r>
+        <w:rPr>
+          <w:b/>
+          <w:bCs/>
+        </w:rPr>
+        <w:t>mínim privilegi</w:t>
+      </w:r>
+      <w:r>
+        <w:t xml:space="preserve">. </w:t>
       </w:r>
     </w:p>
     <w:p>
@@ -5804,17 +5870,17 @@
         <w:jc w:val="both"/>
       </w:pPr>
       <w:r>
-        <w:t xml:space="preserve">S'ha optat per un rol IAM amb permisos de lectura mínims sobre el bucket, evitant credencials explícites al codi i seguint el principi de </w:t>
-      </w:r>
-      <w:r>
-        <w:rPr>
-          <w:b/>
-          <w:bCs/>
-        </w:rPr>
-        <w:t>mínim privilegi</w:t>
-      </w:r>
-      <w:r>
-        <w:t xml:space="preserve">. </w:t>
+        <w:t xml:space="preserve">L'accés al dashboard es restringeix al port de </w:t>
+      </w:r>
+      <w:r>
+        <w:rPr>
+          <w:b/>
+          <w:bCs/>
+        </w:rPr>
+        <w:t>Streamlit</w:t>
+      </w:r>
+      <w:r>
+        <w:t xml:space="preserve"> a través d'un Security Group, sense exposar serveis addicionals de la instància. Les dependències s'aïllen en un entorn virtual per desacoblar l'aplicació dels paquets gestionats pel sistema operatiu, i Streamlit s'executa com a servei del sistema per garantir disponibilitat sense supervisió manual: la instància es recupera automàticament en cas de reinici o fallada.</w:t>
       </w:r>
     </w:p>
     <w:p>
@@ -5825,17 +5891,55 @@
         <w:jc w:val="both"/>
       </w:pPr>
       <w:r>
-        <w:t xml:space="preserve">L'accés al dashboard es restringeix al port de </w:t>
-      </w:r>
-      <w:r>
-        <w:rPr>
-          <w:b/>
-          <w:bCs/>
-        </w:rPr>
-        <w:t>Streamlit</w:t>
-      </w:r>
-      <w:r>
-        <w:t xml:space="preserve"> a través d'un Security Group, sense exposar serveis addicionals de la instància. Les dependències s'aïllen en un entorn virtual per desacoblar l'aplicació dels paquets gestionats pel sistema operatiu, i Streamlit s'executa com a servei del sistema per garantir disponibilitat sense supervisió manual: la instància es recupera automàticament en cas de reinici o fallada.</w:t>
+        <w:lastRenderedPageBreak/>
+        <w:t xml:space="preserve">Un cop completat el desplegament, el dashboard queda accessible des del navegador sense cap configuració addicional. La instància llegeix les dades directament des de </w:t>
+      </w:r>
+      <w:r>
+        <w:rPr>
+          <w:b/>
+          <w:bCs/>
+        </w:rPr>
+        <w:t>S3</w:t>
+      </w:r>
+      <w:r>
+        <w:t xml:space="preserve"> en cada càrrega, de manera que qualsevol execució nova del pipeline es reflecteix al dashboard sense haver de redesplegar res.</w:t>
+      </w:r>
+    </w:p>
+    <w:p>
+      <w:pPr>
+        <w:pStyle w:val="Ttulo1"/>
+        <w:spacing w:line="240" w:lineRule="auto"/>
+        <w:jc w:val="both"/>
+        <w:rPr>
+          <w:rFonts w:cs="Helvetica"/>
+          <w:b w:val="0"/>
+          <w:bCs/>
+          <w:color w:val="000000"/>
+          <w:spacing w:val="-6"/>
+          <w:szCs w:val="23"/>
+        </w:rPr>
+      </w:pPr>
+      <w:r>
+        <w:rPr>
+          <w:color w:val="000000"/>
+        </w:rPr>
+        <w:t>9</w:t>
+      </w:r>
+      <w:r>
+        <w:rPr>
+          <w:color w:val="000000"/>
+        </w:rPr>
+        <w:t xml:space="preserve"> </w:t>
+      </w:r>
+      <w:r>
+        <w:rPr>
+          <w:rFonts w:cs="Helvetica"/>
+          <w:bCs/>
+          <w:color w:val="000000"/>
+          <w:spacing w:val="-6"/>
+          <w:szCs w:val="23"/>
+        </w:rPr>
+        <w:t>RESULTATS</w:t>
       </w:r>
     </w:p>
     <w:p>
@@ -5846,70 +5950,65 @@
         <w:jc w:val="both"/>
       </w:pPr>
       <w:r>
-        <w:t xml:space="preserve">Un cop completat el desplegament, el dashboard queda accessible des del navegador sense cap configuració addicional. La instància llegeix les dades directament des de </w:t>
-      </w:r>
-      <w:r>
-        <w:rPr>
-          <w:b/>
-          <w:bCs/>
-        </w:rPr>
-        <w:t>S3</w:t>
-      </w:r>
-      <w:r>
-        <w:t xml:space="preserve"> en cada càrrega, de manera que qualsevol execució nova del pipeline es reflecteix al dashboard sense haver de redesplegar res.</w:t>
-      </w:r>
-    </w:p>
-    <w:p>
-      <w:pPr>
-        <w:pStyle w:val="Ttulo1"/>
-        <w:spacing w:line="240" w:lineRule="auto"/>
-        <w:jc w:val="both"/>
-        <w:rPr>
-          <w:rFonts w:cs="Helvetica"/>
-          <w:b w:val="0"/>
-          <w:bCs/>
-          <w:color w:val="000000"/>
-          <w:spacing w:val="-6"/>
-          <w:szCs w:val="23"/>
-        </w:rPr>
-      </w:pPr>
-      <w:r>
-        <w:rPr>
-          <w:color w:val="000000"/>
-        </w:rPr>
-        <w:lastRenderedPageBreak/>
-        <w:t>9</w:t>
-      </w:r>
-      <w:r>
-        <w:rPr>
-          <w:color w:val="000000"/>
-        </w:rPr>
-        <w:t xml:space="preserve"> </w:t>
-      </w:r>
-      <w:r>
-        <w:rPr>
-          <w:rFonts w:cs="Helvetica"/>
-          <w:bCs/>
-          <w:color w:val="000000"/>
-          <w:spacing w:val="-6"/>
-          <w:szCs w:val="23"/>
-        </w:rPr>
-        <w:t>RESULTATS</w:t>
-      </w:r>
-    </w:p>
-    <w:p>
-      <w:pPr>
-        <w:pStyle w:val="PARAGRAPH"/>
-        <w:spacing w:before="160" w:after="40"/>
-        <w:ind w:firstLine="238"/>
-        <w:jc w:val="both"/>
-      </w:pPr>
-      <w:r>
         <w:rPr>
           <w:noProof/>
         </w:rPr>
         <w:drawing>
-          <wp:anchor distT="0" distB="0" distL="114300" distR="114300" simplePos="0" relativeHeight="251658240" behindDoc="0" locked="0" layoutInCell="1" allowOverlap="1" wp14:anchorId="1C4D0A69" wp14:editId="15B14901">
+          <wp:anchor distT="0" distB="0" distL="114300" distR="114300" simplePos="0" relativeHeight="251671552" behindDoc="0" locked="0" layoutInCell="1" allowOverlap="1" wp14:anchorId="43EE31D7" wp14:editId="4C787679">
+            <wp:simplePos x="0" y="0"/>
+            <wp:positionH relativeFrom="margin">
+              <wp:align>right</wp:align>
+            </wp:positionH>
+            <wp:positionV relativeFrom="paragraph">
+              <wp:posOffset>560070</wp:posOffset>
+            </wp:positionV>
+            <wp:extent cx="3102610" cy="1114425"/>
+            <wp:effectExtent l="0" t="0" r="2540" b="9525"/>
+            <wp:wrapTopAndBottom/>
+            <wp:docPr id="174714918" name="Imagen 1"/>
+            <wp:cNvGraphicFramePr>
+              <a:graphicFrameLocks xmlns:a="http://schemas.openxmlformats.org/drawingml/2006/main" noChangeAspect="1"/>
+            </wp:cNvGraphicFramePr>
+            <a:graphic xmlns:a="http://schemas.openxmlformats.org/drawingml/2006/main">
+              <a:graphicData uri="http://schemas.openxmlformats.org/drawingml/2006/picture">
+                <pic:pic xmlns:pic="http://schemas.openxmlformats.org/drawingml/2006/picture">
+                  <pic:nvPicPr>
+                    <pic:cNvPr id="174714918" name=""/>
+                    <pic:cNvPicPr/>
+                  </pic:nvPicPr>
+                  <pic:blipFill>
+                    <a:blip r:embed="rId25" cstate="print">
+                      <a:extLst>
+                        <a:ext uri="{28A0092B-C50C-407E-A947-70E740481C1C}">
+                          <a14:useLocalDpi xmlns:a14="http://schemas.microsoft.com/office/drawing/2010/main" val="0"/>
+                        </a:ext>
+                      </a:extLst>
+                    </a:blip>
+                    <a:stretch>
+                      <a:fillRect/>
+                    </a:stretch>
+                  </pic:blipFill>
+                  <pic:spPr>
+                    <a:xfrm>
+                      <a:off x="0" y="0"/>
+                      <a:ext cx="3102610" cy="1114425"/>
+                    </a:xfrm>
+                    <a:prstGeom prst="rect">
+                      <a:avLst/>
+                    </a:prstGeom>
+                  </pic:spPr>
+                </pic:pic>
+              </a:graphicData>
+            </a:graphic>
+          </wp:anchor>
+        </w:drawing>
+      </w:r>
+      <w:r>
+        <w:rPr>
+          <w:noProof/>
+        </w:rPr>
+        <w:drawing>
+          <wp:anchor distT="0" distB="0" distL="114300" distR="114300" simplePos="0" relativeHeight="251658240" behindDoc="0" locked="0" layoutInCell="1" allowOverlap="1" wp14:anchorId="1C4D0A69" wp14:editId="58650AFE">
             <wp:simplePos x="0" y="0"/>
             <wp:positionH relativeFrom="column">
               <wp:posOffset>-100965</wp:posOffset>
@@ -5932,7 +6031,7 @@
                     <pic:cNvPicPr/>
                   </pic:nvPicPr>
                   <pic:blipFill rotWithShape="1">
-                    <a:blip r:embed="rId25" cstate="print">
+                    <a:blip r:embed="rId26" cstate="print">
                       <a:extLst>
                         <a:ext uri="{28A0092B-C50C-407E-A947-70E740481C1C}">
                           <a14:useLocalDpi xmlns:a14="http://schemas.microsoft.com/office/drawing/2010/main" val="0"/>
@@ -5974,60 +6073,6 @@
         </w:drawing>
       </w:r>
       <w:r>
-        <w:rPr>
-          <w:noProof/>
-        </w:rPr>
-        <w:drawing>
-          <wp:anchor distT="0" distB="0" distL="114300" distR="114300" simplePos="0" relativeHeight="251671552" behindDoc="0" locked="0" layoutInCell="1" allowOverlap="1" wp14:anchorId="43EE31D7" wp14:editId="711408E7">
-            <wp:simplePos x="0" y="0"/>
-            <wp:positionH relativeFrom="margin">
-              <wp:posOffset>3302000</wp:posOffset>
-            </wp:positionH>
-            <wp:positionV relativeFrom="paragraph">
-              <wp:posOffset>1021715</wp:posOffset>
-            </wp:positionV>
-            <wp:extent cx="3102610" cy="1114425"/>
-            <wp:effectExtent l="0" t="0" r="2540" b="9525"/>
-            <wp:wrapTopAndBottom/>
-            <wp:docPr id="174714918" name="Imagen 1"/>
-            <wp:cNvGraphicFramePr>
-              <a:graphicFrameLocks xmlns:a="http://schemas.openxmlformats.org/drawingml/2006/main" noChangeAspect="1"/>
-            </wp:cNvGraphicFramePr>
-            <a:graphic xmlns:a="http://schemas.openxmlformats.org/drawingml/2006/main">
-              <a:graphicData uri="http://schemas.openxmlformats.org/drawingml/2006/picture">
-                <pic:pic xmlns:pic="http://schemas.openxmlformats.org/drawingml/2006/picture">
-                  <pic:nvPicPr>
-                    <pic:cNvPr id="174714918" name=""/>
-                    <pic:cNvPicPr/>
-                  </pic:nvPicPr>
-                  <pic:blipFill>
-                    <a:blip r:embed="rId26" cstate="print">
-                      <a:extLst>
-                        <a:ext uri="{28A0092B-C50C-407E-A947-70E740481C1C}">
-                          <a14:useLocalDpi xmlns:a14="http://schemas.microsoft.com/office/drawing/2010/main" val="0"/>
-                        </a:ext>
-                      </a:extLst>
-                    </a:blip>
-                    <a:stretch>
-                      <a:fillRect/>
-                    </a:stretch>
-                  </pic:blipFill>
-                  <pic:spPr>
-                    <a:xfrm>
-                      <a:off x="0" y="0"/>
-                      <a:ext cx="3102610" cy="1114425"/>
-                    </a:xfrm>
-                    <a:prstGeom prst="rect">
-                      <a:avLst/>
-                    </a:prstGeom>
-                  </pic:spPr>
-                </pic:pic>
-              </a:graphicData>
-            </a:graphic>
-          </wp:anchor>
-        </w:drawing>
-      </w:r>
-      <w:r>
         <w:t xml:space="preserve">Els resultats del pipeline es presenten mitjançant un dashboard interactiu desenvolupat amb Streamlit i Plotly, desplegat sobre Amazon EC2 i connectat directament al bucket d'Amazon S3. En cada càrrega, el dashboard descarrega el dataset de característiques i el conjunt de prediccions, i els combina en un únic </w:t>
       </w:r>
       <w:r>
@@ -6083,13 +6128,13 @@
           <w:noProof/>
         </w:rPr>
         <w:drawing>
-          <wp:anchor distT="0" distB="0" distL="114300" distR="114300" simplePos="0" relativeHeight="251669504" behindDoc="0" locked="0" layoutInCell="1" allowOverlap="1" wp14:anchorId="6B3B2B59" wp14:editId="1EDA11BF">
+          <wp:anchor distT="0" distB="0" distL="114300" distR="114300" simplePos="0" relativeHeight="251669504" behindDoc="0" locked="0" layoutInCell="1" allowOverlap="1" wp14:anchorId="6B3B2B59" wp14:editId="2529CCB7">
             <wp:simplePos x="0" y="0"/>
             <wp:positionH relativeFrom="margin">
               <wp:posOffset>-635</wp:posOffset>
             </wp:positionH>
             <wp:positionV relativeFrom="paragraph">
-              <wp:posOffset>1254760</wp:posOffset>
+              <wp:posOffset>1207135</wp:posOffset>
             </wp:positionV>
             <wp:extent cx="3108325" cy="777875"/>
             <wp:effectExtent l="0" t="0" r="0" b="3175"/>
@@ -6139,17 +6184,378 @@
         </w:drawing>
       </w:r>
       <w:r>
+        <w:t>La capçalera mostra cinc indicadors principals: el total de registres analitzats, el nombre i percentatge d'anomalies detectades, la distribució de severitat (HIGH / MEDIUM / LOW), el nombre de dispositius afectats i el recompte de tipologies de fallada identificades. Totes les mètriques es recalculen dinàmicament en funció dels filtres actius del sidebar.</w:t>
+      </w:r>
+      <w:r>
+        <w:t xml:space="preserve"> </w:t>
+      </w:r>
+    </w:p>
+    <w:p>
+      <w:pPr>
+        <w:pStyle w:val="PARAGRAPH"/>
+        <w:jc w:val="center"/>
+        <w:rPr>
+          <w:rFonts w:ascii="Helvetica" w:hAnsi="Helvetica" w:cs="Helvetica"/>
+          <w:sz w:val="16"/>
+          <w:szCs w:val="16"/>
+        </w:rPr>
+      </w:pPr>
+    </w:p>
+    <w:p>
+      <w:pPr>
+        <w:pStyle w:val="PARAGRAPH"/>
+        <w:jc w:val="center"/>
+      </w:pPr>
+      <w:r>
+        <w:rPr>
+          <w:rFonts w:ascii="Helvetica" w:hAnsi="Helvetica" w:cs="Helvetica"/>
+          <w:sz w:val="16"/>
+          <w:szCs w:val="16"/>
+        </w:rPr>
+        <w:t xml:space="preserve">Fig. </w:t>
+      </w:r>
+      <w:r>
+        <w:rPr>
+          <w:rFonts w:ascii="Helvetica" w:hAnsi="Helvetica" w:cs="Helvetica"/>
+          <w:sz w:val="16"/>
+          <w:szCs w:val="16"/>
+        </w:rPr>
+        <w:t>8</w:t>
+      </w:r>
+      <w:r>
+        <w:rPr>
+          <w:rFonts w:ascii="Helvetica" w:hAnsi="Helvetica" w:cs="Helvetica"/>
+          <w:sz w:val="16"/>
+          <w:szCs w:val="16"/>
+        </w:rPr>
+        <w:t>.  Distribució per tipologia de fallada, distribució per nivell de severitat i severitat per tipus de fallada.</w:t>
+      </w:r>
+    </w:p>
+    <w:p>
+      <w:pPr>
+        <w:pStyle w:val="PARAGRAPH"/>
+        <w:spacing w:before="160" w:after="40"/>
+        <w:ind w:firstLine="238"/>
+        <w:jc w:val="both"/>
+      </w:pPr>
+      <w:r>
+        <w:t xml:space="preserve">La distribució per tipologia de fallada es presenta en un gràfic de donut que permet identificar quins patrons de degradació predominen en la flota analitzada. </w:t>
+      </w:r>
+    </w:p>
+    <w:p>
+      <w:pPr>
+        <w:pStyle w:val="PARAGRAPH"/>
+        <w:spacing w:before="160" w:after="40"/>
+        <w:ind w:firstLine="238"/>
+        <w:jc w:val="both"/>
+      </w:pPr>
+      <w:r>
         <w:rPr>
           <w:noProof/>
         </w:rPr>
         <w:drawing>
-          <wp:anchor distT="0" distB="0" distL="114300" distR="114300" simplePos="0" relativeHeight="251672576" behindDoc="0" locked="0" layoutInCell="1" allowOverlap="1" wp14:anchorId="73814BFF" wp14:editId="138B7209">
+          <wp:anchor distT="0" distB="0" distL="114300" distR="114300" simplePos="0" relativeHeight="251670528" behindDoc="0" locked="0" layoutInCell="1" allowOverlap="1" wp14:anchorId="3F583271" wp14:editId="6A652B1A">
             <wp:simplePos x="0" y="0"/>
             <wp:positionH relativeFrom="margin">
-              <wp:posOffset>3324860</wp:posOffset>
+              <wp:align>left</wp:align>
             </wp:positionH>
             <wp:positionV relativeFrom="paragraph">
-              <wp:posOffset>1181735</wp:posOffset>
+              <wp:posOffset>1089025</wp:posOffset>
+            </wp:positionV>
+            <wp:extent cx="3009265" cy="866775"/>
+            <wp:effectExtent l="0" t="0" r="635" b="9525"/>
+            <wp:wrapTopAndBottom/>
+            <wp:docPr id="1817028967" name="Imagen 1"/>
+            <wp:cNvGraphicFramePr>
+              <a:graphicFrameLocks xmlns:a="http://schemas.openxmlformats.org/drawingml/2006/main" noChangeAspect="1"/>
+            </wp:cNvGraphicFramePr>
+            <a:graphic xmlns:a="http://schemas.openxmlformats.org/drawingml/2006/main">
+              <a:graphicData uri="http://schemas.openxmlformats.org/drawingml/2006/picture">
+                <pic:pic xmlns:pic="http://schemas.openxmlformats.org/drawingml/2006/picture">
+                  <pic:nvPicPr>
+                    <pic:cNvPr id="1817028967" name=""/>
+                    <pic:cNvPicPr/>
+                  </pic:nvPicPr>
+                  <pic:blipFill>
+                    <a:blip r:embed="rId28" cstate="print">
+                      <a:extLst>
+                        <a:ext uri="{28A0092B-C50C-407E-A947-70E740481C1C}">
+                          <a14:useLocalDpi xmlns:a14="http://schemas.microsoft.com/office/drawing/2010/main" val="0"/>
+                        </a:ext>
+                      </a:extLst>
+                    </a:blip>
+                    <a:stretch>
+                      <a:fillRect/>
+                    </a:stretch>
+                  </pic:blipFill>
+                  <pic:spPr>
+                    <a:xfrm>
+                      <a:off x="0" y="0"/>
+                      <a:ext cx="3009265" cy="866775"/>
+                    </a:xfrm>
+                    <a:prstGeom prst="rect">
+                      <a:avLst/>
+                    </a:prstGeom>
+                  </pic:spPr>
+                </pic:pic>
+              </a:graphicData>
+            </a:graphic>
+            <wp14:sizeRelH relativeFrom="margin">
+              <wp14:pctWidth>0</wp14:pctWidth>
+            </wp14:sizeRelH>
+            <wp14:sizeRelV relativeFrom="margin">
+              <wp14:pctHeight>0</wp14:pctHeight>
+            </wp14:sizeRelV>
+          </wp:anchor>
+        </w:drawing>
+      </w:r>
+      <w:r>
+        <w:t xml:space="preserve">La distribució de severitat, en barres verticals, reflecteix la jerarquia de risc calculada a partir del factor de cresta: els llindars absoluts —inferiors a </w:t>
+      </w:r>
+      <w:r>
+        <w:rPr>
+          <w:b/>
+          <w:bCs/>
+        </w:rPr>
+        <w:t>5,0</w:t>
+      </w:r>
+      <w:r>
+        <w:t xml:space="preserve"> per a </w:t>
+      </w:r>
+      <w:r>
+        <w:rPr>
+          <w:b/>
+          <w:bCs/>
+        </w:rPr>
+        <w:t>LOW</w:t>
+      </w:r>
+      <w:r>
+        <w:t>, entre</w:t>
+      </w:r>
+      <w:r>
+        <w:rPr>
+          <w:b/>
+          <w:bCs/>
+        </w:rPr>
+        <w:t xml:space="preserve"> 5,0 </w:t>
+      </w:r>
+      <w:r>
+        <w:t>i</w:t>
+      </w:r>
+      <w:r>
+        <w:rPr>
+          <w:b/>
+          <w:bCs/>
+        </w:rPr>
+        <w:t xml:space="preserve"> 8,0</w:t>
+      </w:r>
+      <w:r>
+        <w:t xml:space="preserve"> per a </w:t>
+      </w:r>
+      <w:r>
+        <w:rPr>
+          <w:b/>
+          <w:bCs/>
+        </w:rPr>
+        <w:t>MEDIUM</w:t>
+      </w:r>
+      <w:r>
+        <w:t xml:space="preserve">, i iguals o superiors a </w:t>
+      </w:r>
+      <w:r>
+        <w:rPr>
+          <w:b/>
+          <w:bCs/>
+        </w:rPr>
+        <w:t>8,0</w:t>
+      </w:r>
+      <w:r>
+        <w:t xml:space="preserve"> per a </w:t>
+      </w:r>
+      <w:r>
+        <w:rPr>
+          <w:b/>
+          <w:bCs/>
+        </w:rPr>
+        <w:t>HIGH</w:t>
+      </w:r>
+      <w:r>
+        <w:t>— s'han calibrat a partir dels percentils reals del conjunt d'anomalies detectades (</w:t>
+      </w:r>
+      <w:r>
+        <w:rPr>
+          <w:b/>
+          <w:bCs/>
+        </w:rPr>
+        <w:t>p50</w:t>
+      </w:r>
+      <w:r>
+        <w:t xml:space="preserve"> i </w:t>
+      </w:r>
+      <w:r>
+        <w:rPr>
+          <w:b/>
+          <w:bCs/>
+        </w:rPr>
+        <w:t>p80</w:t>
+      </w:r>
+      <w:r>
+        <w:t>)</w:t>
+      </w:r>
+      <w:r>
+        <w:t>.</w:t>
+      </w:r>
+      <w:r>
+        <w:t xml:space="preserve"> </w:t>
+      </w:r>
+    </w:p>
+    <w:p>
+      <w:pPr>
+        <w:pStyle w:val="PARAGRAPH"/>
+        <w:spacing w:before="160" w:after="40"/>
+        <w:ind w:firstLine="238"/>
+        <w:jc w:val="center"/>
+      </w:pPr>
+      <w:r>
+        <w:rPr>
+          <w:rFonts w:ascii="Helvetica" w:hAnsi="Helvetica" w:cs="Helvetica"/>
+          <w:sz w:val="16"/>
+          <w:szCs w:val="16"/>
+        </w:rPr>
+        <w:t xml:space="preserve">Fig. 9.  Distribució de característiques espectrals per tipus de fallada mitjançant </w:t>
+      </w:r>
+      <w:r>
+        <w:rPr>
+          <w:rFonts w:ascii="Helvetica" w:hAnsi="Helvetica" w:cs="Helvetica"/>
+          <w:i/>
+          <w:iCs/>
+          <w:sz w:val="16"/>
+          <w:szCs w:val="16"/>
+        </w:rPr>
+        <w:t>boxplot</w:t>
+      </w:r>
+      <w:r>
+        <w:rPr>
+          <w:rFonts w:ascii="Helvetica" w:hAnsi="Helvetica" w:cs="Helvetica"/>
+          <w:sz w:val="16"/>
+          <w:szCs w:val="16"/>
+        </w:rPr>
+        <w:t xml:space="preserve"> interactiu.</w:t>
+      </w:r>
+    </w:p>
+    <w:p>
+      <w:pPr>
+        <w:pStyle w:val="PARAGRAPH"/>
+        <w:spacing w:before="160" w:after="40"/>
+        <w:ind w:firstLine="238"/>
+        <w:jc w:val="both"/>
+      </w:pPr>
+      <w:r>
+        <w:t>El gràfic de barres apilades de severitat per tipologia permet comparar quins tipus de fallada concentren major risc, creuant ambdues dimensions en una única visualització.</w:t>
+      </w:r>
+      <w:r>
+        <w:t xml:space="preserve"> </w:t>
+      </w:r>
+    </w:p>
+    <w:p>
+      <w:pPr>
+        <w:pStyle w:val="PARAGRAPH"/>
+        <w:spacing w:before="160" w:after="40"/>
+        <w:ind w:firstLine="238"/>
+        <w:jc w:val="both"/>
+      </w:pPr>
+      <w:r>
+        <w:t xml:space="preserve">El </w:t>
+      </w:r>
+      <w:r>
+        <w:rPr>
+          <w:i/>
+          <w:iCs/>
+        </w:rPr>
+        <w:t>boxplot</w:t>
+      </w:r>
+      <w:r>
+        <w:t xml:space="preserve"> interactiu mostra la distribució de cada característica espectral desglossada per tipologia de fallada, facilitant la interpretació física dels patrons detectats i la connexió amb els fenòmens mecànics subjacents. Un filtre interactiu permet seleccionar la característica a visualitzar, adaptant el gràfic dinàmicament a l'anàlisi d'interès.</w:t>
+      </w:r>
+      <w:r>
+        <w:t xml:space="preserve"> </w:t>
+      </w:r>
+    </w:p>
+    <w:p>
+      <w:pPr>
+        <w:pStyle w:val="PARAGRAPH"/>
+        <w:spacing w:before="160" w:after="40"/>
+        <w:ind w:firstLine="238"/>
+        <w:jc w:val="center"/>
+      </w:pPr>
+      <w:r>
+        <w:rPr>
+          <w:rFonts w:ascii="Helvetica" w:hAnsi="Helvetica" w:cs="Helvetica"/>
+          <w:sz w:val="16"/>
+          <w:szCs w:val="16"/>
+        </w:rPr>
+        <w:t xml:space="preserve">Fig. </w:t>
+      </w:r>
+      <w:r>
+        <w:rPr>
+          <w:rFonts w:ascii="Helvetica" w:hAnsi="Helvetica" w:cs="Helvetica"/>
+          <w:sz w:val="16"/>
+          <w:szCs w:val="16"/>
+        </w:rPr>
+        <w:t>10</w:t>
+      </w:r>
+      <w:r>
+        <w:rPr>
+          <w:rFonts w:ascii="Helvetica" w:hAnsi="Helvetica" w:cs="Helvetica"/>
+          <w:sz w:val="16"/>
+          <w:szCs w:val="16"/>
+        </w:rPr>
+        <w:t>.  Heatmap d’anomalies per dispositiu i tipus de fallada</w:t>
+      </w:r>
+    </w:p>
+    <w:p>
+      <w:pPr>
+        <w:pStyle w:val="PARAGRAPH"/>
+        <w:spacing w:before="160" w:after="40"/>
+        <w:ind w:firstLine="238"/>
+        <w:jc w:val="both"/>
+      </w:pPr>
+      <w:r>
+        <w:t xml:space="preserve">El </w:t>
+      </w:r>
+      <w:r>
+        <w:rPr>
+          <w:i/>
+          <w:iCs/>
+        </w:rPr>
+        <w:t>heatmap</w:t>
+      </w:r>
+      <w:r>
+        <w:t xml:space="preserve"> dispositiu × tipologia de fallada creua els identificadors dels dispositius monitoritzats amb les tipologies detectades, revelant quins equips presenten major concentració d'anomalies i de quina naturalesa. Aquesta visualització és especialment útil per prioritzar les intervencions de manteniment sobre la flota.</w:t>
+      </w:r>
+      <w:r>
+        <w:t xml:space="preserve"> </w:t>
+      </w:r>
+    </w:p>
+    <w:p>
+      <w:pPr>
+        <w:pStyle w:val="PARAGRAPH"/>
+        <w:spacing w:before="160" w:after="40"/>
+        <w:ind w:firstLine="238"/>
+        <w:jc w:val="center"/>
+      </w:pPr>
+      <w:r>
+        <w:rPr>
+          <w:noProof/>
+        </w:rPr>
+        <w:drawing>
+          <wp:anchor distT="0" distB="0" distL="114300" distR="114300" simplePos="0" relativeHeight="251672576" behindDoc="0" locked="0" layoutInCell="1" allowOverlap="1" wp14:anchorId="73814BFF" wp14:editId="00895DC1">
+            <wp:simplePos x="0" y="0"/>
+            <wp:positionH relativeFrom="margin">
+              <wp:posOffset>3391535</wp:posOffset>
+            </wp:positionH>
+            <wp:positionV relativeFrom="paragraph">
+              <wp:posOffset>185420</wp:posOffset>
             </wp:positionV>
             <wp:extent cx="3102610" cy="1106170"/>
             <wp:effectExtent l="0" t="0" r="2540" b="0"/>
@@ -6166,7 +6572,7 @@
                     <pic:cNvPicPr/>
                   </pic:nvPicPr>
                   <pic:blipFill>
-                    <a:blip r:embed="rId28" cstate="print">
+                    <a:blip r:embed="rId29" cstate="print">
                       <a:extLst>
                         <a:ext uri="{28A0092B-C50C-407E-A947-70E740481C1C}">
                           <a14:useLocalDpi xmlns:a14="http://schemas.microsoft.com/office/drawing/2010/main" val="0"/>
@@ -6193,30 +6599,12 @@
         </w:drawing>
       </w:r>
       <w:r>
-        <w:t>La capçalera mostra cinc indicadors principals: el total de registres analitzats, el nombre i percentatge d'anomalies detectades, la distribució de severitat (HIGH / MEDIUM / LOW), el nombre de dispositius afectats i el recompte de tipologies de fallada identificades. Totes les mètriques es recalculen dinàmicament en funció dels filtres actius del sidebar.</w:t>
-      </w:r>
-      <w:r>
-        <w:t xml:space="preserve"> </w:t>
-      </w:r>
-    </w:p>
-    <w:p>
-      <w:pPr>
-        <w:pStyle w:val="PARAGRAPH"/>
-        <w:jc w:val="center"/>
-      </w:pPr>
-    </w:p>
-    <w:p>
-      <w:pPr>
-        <w:pStyle w:val="PARAGRAPH"/>
-        <w:jc w:val="center"/>
-      </w:pPr>
-      <w:r>
         <w:rPr>
           <w:rFonts w:ascii="Helvetica" w:hAnsi="Helvetica" w:cs="Helvetica"/>
           <w:sz w:val="16"/>
           <w:szCs w:val="16"/>
         </w:rPr>
-        <w:t xml:space="preserve">Fig. </w:t>
+        <w:t>Fig. 1</w:t>
       </w:r>
       <w:r>
         <w:rPr>
@@ -6224,7 +6612,7 @@
           <w:sz w:val="16"/>
           <w:szCs w:val="16"/>
         </w:rPr>
-        <w:t>8</w:t>
+        <w:t>1</w:t>
       </w:r>
       <w:r>
         <w:rPr>
@@ -6232,7 +6620,7 @@
           <w:sz w:val="16"/>
           <w:szCs w:val="16"/>
         </w:rPr>
-        <w:t>.  Distribució per tipologia de fallada, distribució per nivell de severitat i severitat per tipus de fallada.</w:t>
+        <w:t>.  Taula de les últimes 20 alertes detectades</w:t>
       </w:r>
     </w:p>
     <w:p>
@@ -6243,7 +6631,45 @@
         <w:jc w:val="both"/>
       </w:pPr>
       <w:r>
-        <w:t xml:space="preserve">La distribució per tipologia de fallada es presenta en un gràfic de donut que permet identificar quins patrons de degradació predominen en la flota analitzada. </w:t>
+        <w:t xml:space="preserve">La taula d'últimes alertes presenta les deteccions més recents amb codificació de color per nivell de severitat, oferint una vista operativa immediata per al personal tècnic. El </w:t>
+      </w:r>
+      <w:r>
+        <w:rPr>
+          <w:i/>
+          <w:iCs/>
+        </w:rPr>
+        <w:t>sidebar</w:t>
+      </w:r>
+      <w:r>
+        <w:t xml:space="preserve"> incorpora filtres interactius per nivell de severitat i tipologia de fallada que afecten totes les visualitzacions de forma simultània.</w:t>
+      </w:r>
+    </w:p>
+    <w:p>
+      <w:pPr>
+        <w:pStyle w:val="Ttulo1"/>
+        <w:spacing w:line="240" w:lineRule="auto"/>
+        <w:jc w:val="both"/>
+        <w:rPr>
+          <w:color w:val="000000"/>
+        </w:rPr>
+      </w:pPr>
+      <w:r>
+        <w:rPr>
+          <w:color w:val="000000"/>
+        </w:rPr>
+        <w:t>10</w:t>
+      </w:r>
+      <w:r>
+        <w:rPr>
+          <w:color w:val="000000"/>
+        </w:rPr>
+        <w:t xml:space="preserve"> </w:t>
+      </w:r>
+      <w:r>
+        <w:rPr>
+          <w:color w:val="000000"/>
+        </w:rPr>
+        <w:t>CONCLUSIONS</w:t>
       </w:r>
     </w:p>
     <w:p>
@@ -6254,103 +6680,7 @@
         <w:jc w:val="both"/>
       </w:pPr>
       <w:r>
-        <w:t xml:space="preserve">La distribució de severitat, en barres verticals, reflecteix la jerarquia de risc calculada a partir del factor de cresta: els llindars absoluts —inferiors a </w:t>
-      </w:r>
-      <w:r>
-        <w:rPr>
-          <w:b/>
-          <w:bCs/>
-        </w:rPr>
-        <w:t>5,0</w:t>
-      </w:r>
-      <w:r>
-        <w:t xml:space="preserve"> per a </w:t>
-      </w:r>
-      <w:r>
-        <w:rPr>
-          <w:b/>
-          <w:bCs/>
-        </w:rPr>
-        <w:t>LOW</w:t>
-      </w:r>
-      <w:r>
-        <w:t>, entre</w:t>
-      </w:r>
-      <w:r>
-        <w:rPr>
-          <w:b/>
-          <w:bCs/>
-        </w:rPr>
-        <w:t xml:space="preserve"> 5,0 </w:t>
-      </w:r>
-      <w:r>
-        <w:t>i</w:t>
-      </w:r>
-      <w:r>
-        <w:rPr>
-          <w:b/>
-          <w:bCs/>
-        </w:rPr>
-        <w:t xml:space="preserve"> 8,0</w:t>
-      </w:r>
-      <w:r>
-        <w:t xml:space="preserve"> per a </w:t>
-      </w:r>
-      <w:r>
-        <w:rPr>
-          <w:b/>
-          <w:bCs/>
-        </w:rPr>
-        <w:t>MEDIUM</w:t>
-      </w:r>
-      <w:r>
-        <w:t xml:space="preserve">, i iguals o superiors a </w:t>
-      </w:r>
-      <w:r>
-        <w:rPr>
-          <w:b/>
-          <w:bCs/>
-        </w:rPr>
-        <w:t>8,0</w:t>
-      </w:r>
-      <w:r>
-        <w:t xml:space="preserve"> per a </w:t>
-      </w:r>
-      <w:r>
-        <w:rPr>
-          <w:b/>
-          <w:bCs/>
-        </w:rPr>
-        <w:t>HIGH</w:t>
-      </w:r>
-      <w:r>
-        <w:t>— s'han calibrat a partir dels percentils reals del conjunt d'anomalies detectades (</w:t>
-      </w:r>
-      <w:r>
-        <w:rPr>
-          <w:b/>
-          <w:bCs/>
-        </w:rPr>
-        <w:t>p50</w:t>
-      </w:r>
-      <w:r>
-        <w:t xml:space="preserve"> i </w:t>
-      </w:r>
-      <w:r>
-        <w:rPr>
-          <w:b/>
-          <w:bCs/>
-        </w:rPr>
-        <w:t>p80</w:t>
-      </w:r>
-      <w:r>
-        <w:t>)</w:t>
-      </w:r>
-      <w:r>
-        <w:t>.</w:t>
-      </w:r>
-      <w:r>
-        <w:t xml:space="preserve"> </w:t>
+        <w:t>Aquest treball ha desenvolupat un sistema complet de manteniment predictiu basat en dades de sensors IoT vibracionals, des del preprocessament del senyal fins al desplegament d'una eina de visualització en entorn cloud, cobrint totes les etapes del pipeline sense necessitat d'intervenció manual en la seva execució.</w:t>
       </w:r>
     </w:p>
     <w:p>
@@ -6361,70 +6691,27 @@
         <w:jc w:val="both"/>
       </w:pPr>
       <w:r>
-        <w:rPr>
-          <w:noProof/>
-        </w:rPr>
-        <w:drawing>
-          <wp:anchor distT="0" distB="0" distL="114300" distR="114300" simplePos="0" relativeHeight="251670528" behindDoc="0" locked="0" layoutInCell="1" allowOverlap="1" wp14:anchorId="3F583271" wp14:editId="75EA28CC">
-            <wp:simplePos x="0" y="0"/>
-            <wp:positionH relativeFrom="margin">
-              <wp:posOffset>-67310</wp:posOffset>
-            </wp:positionH>
-            <wp:positionV relativeFrom="paragraph">
-              <wp:posOffset>715010</wp:posOffset>
-            </wp:positionV>
-            <wp:extent cx="3122295" cy="899160"/>
-            <wp:effectExtent l="0" t="0" r="1905" b="0"/>
-            <wp:wrapTopAndBottom/>
-            <wp:docPr id="1817028967" name="Imagen 1"/>
-            <wp:cNvGraphicFramePr>
-              <a:graphicFrameLocks xmlns:a="http://schemas.openxmlformats.org/drawingml/2006/main" noChangeAspect="1"/>
-            </wp:cNvGraphicFramePr>
-            <a:graphic xmlns:a="http://schemas.openxmlformats.org/drawingml/2006/main">
-              <a:graphicData uri="http://schemas.openxmlformats.org/drawingml/2006/picture">
-                <pic:pic xmlns:pic="http://schemas.openxmlformats.org/drawingml/2006/picture">
-                  <pic:nvPicPr>
-                    <pic:cNvPr id="1817028967" name=""/>
-                    <pic:cNvPicPr/>
-                  </pic:nvPicPr>
-                  <pic:blipFill>
-                    <a:blip r:embed="rId29" cstate="print">
-                      <a:extLst>
-                        <a:ext uri="{28A0092B-C50C-407E-A947-70E740481C1C}">
-                          <a14:useLocalDpi xmlns:a14="http://schemas.microsoft.com/office/drawing/2010/main" val="0"/>
-                        </a:ext>
-                      </a:extLst>
-                    </a:blip>
-                    <a:stretch>
-                      <a:fillRect/>
-                    </a:stretch>
-                  </pic:blipFill>
-                  <pic:spPr>
-                    <a:xfrm>
-                      <a:off x="0" y="0"/>
-                      <a:ext cx="3122295" cy="899160"/>
-                    </a:xfrm>
-                    <a:prstGeom prst="rect">
-                      <a:avLst/>
-                    </a:prstGeom>
-                  </pic:spPr>
-                </pic:pic>
-              </a:graphicData>
-            </a:graphic>
-            <wp14:sizeRelH relativeFrom="margin">
-              <wp14:pctWidth>0</wp14:pctWidth>
-            </wp14:sizeRelH>
-            <wp14:sizeRelV relativeFrom="margin">
-              <wp14:pctHeight>0</wp14:pctHeight>
-            </wp14:sizeRelV>
-          </wp:anchor>
-        </w:drawing>
-      </w:r>
-      <w:r>
-        <w:t>El gràfic de barres apilades de severitat per tipologia permet comparar quins tipus de fallada concentren major risc, creuant ambdues dimensions en una única visualització.</w:t>
+        <w:t>Els objectius s'han assolit parcialment dins les limitacions derivades de l'absència d'etiquetes reals.</w:t>
       </w:r>
       <w:r>
         <w:t xml:space="preserve"> </w:t>
+      </w:r>
+      <w:r>
+        <w:t xml:space="preserve">S'ha construït un pipeline automatitzat sobre </w:t>
+      </w:r>
+      <w:r>
+        <w:rPr>
+          <w:b/>
+          <w:bCs/>
+        </w:rPr>
+        <w:t>AWS SageMaker</w:t>
+      </w:r>
+      <w:r>
+        <w:t xml:space="preserve"> capaç d'ingerir registres reals en format JSON, calcular </w:t>
+      </w:r>
+      <w:r>
+        <w:lastRenderedPageBreak/>
+        <w:t xml:space="preserve">característiques espectrals rellevants i entrenar models de detecció d'anomalies i classificació de fallades de forma desatesa. </w:t>
       </w:r>
     </w:p>
     <w:p>
@@ -6432,49 +6719,60 @@
         <w:pStyle w:val="PARAGRAPH"/>
         <w:spacing w:before="160" w:after="40"/>
         <w:ind w:firstLine="238"/>
-        <w:jc w:val="center"/>
-      </w:pPr>
-      <w:r>
-        <w:rPr>
-          <w:rFonts w:ascii="Helvetica" w:hAnsi="Helvetica" w:cs="Helvetica"/>
-          <w:sz w:val="16"/>
-          <w:szCs w:val="16"/>
-        </w:rPr>
-        <w:t xml:space="preserve">Fig. </w:t>
-      </w:r>
-      <w:r>
-        <w:rPr>
-          <w:rFonts w:ascii="Helvetica" w:hAnsi="Helvetica" w:cs="Helvetica"/>
-          <w:sz w:val="16"/>
-          <w:szCs w:val="16"/>
-        </w:rPr>
-        <w:t>9</w:t>
-      </w:r>
-      <w:r>
-        <w:rPr>
-          <w:rFonts w:ascii="Helvetica" w:hAnsi="Helvetica" w:cs="Helvetica"/>
-          <w:sz w:val="16"/>
-          <w:szCs w:val="16"/>
-        </w:rPr>
-        <w:t xml:space="preserve">.  Distribució de característiques espectrals per tipus de fallada mitjançant </w:t>
-      </w:r>
-      <w:r>
-        <w:rPr>
-          <w:rFonts w:ascii="Helvetica" w:hAnsi="Helvetica" w:cs="Helvetica"/>
-          <w:i/>
-          <w:iCs/>
-          <w:sz w:val="16"/>
-          <w:szCs w:val="16"/>
-        </w:rPr>
-        <w:t>boxplot</w:t>
-      </w:r>
-      <w:r>
-        <w:rPr>
-          <w:rFonts w:ascii="Helvetica" w:hAnsi="Helvetica" w:cs="Helvetica"/>
-          <w:sz w:val="16"/>
-          <w:szCs w:val="16"/>
-        </w:rPr>
-        <w:t xml:space="preserve"> interactiu.</w:t>
+        <w:jc w:val="both"/>
+      </w:pPr>
+      <w:r>
+        <w:t>L'aproximació híbrida adoptada —</w:t>
+      </w:r>
+      <w:r>
+        <w:rPr>
+          <w:b/>
+          <w:bCs/>
+        </w:rPr>
+        <w:t>Isolation</w:t>
+      </w:r>
+      <w:r>
+        <w:t xml:space="preserve"> </w:t>
+      </w:r>
+      <w:r>
+        <w:rPr>
+          <w:b/>
+          <w:bCs/>
+        </w:rPr>
+        <w:t>Forest</w:t>
+      </w:r>
+      <w:r>
+        <w:t xml:space="preserve"> per a la detecció, </w:t>
+      </w:r>
+      <w:r>
+        <w:rPr>
+          <w:b/>
+          <w:bCs/>
+        </w:rPr>
+        <w:t>K-Means</w:t>
+      </w:r>
+      <w:r>
+        <w:t xml:space="preserve"> per a la segmentació de patrons i </w:t>
+      </w:r>
+      <w:r>
+        <w:rPr>
+          <w:b/>
+          <w:bCs/>
+        </w:rPr>
+        <w:t>Gradient Boosting</w:t>
+      </w:r>
+      <w:r>
+        <w:t xml:space="preserve"> per a la classificació final— ha permès construir el sistema sense necessitat de dades etiquetades prèvies. Aquesta restricció, derivada de la naturalesa del dataset proporcionat per AEInnova, ha condicionat el rol del sistema: l'eina resultant actua com a </w:t>
+      </w:r>
+      <w:r>
+        <w:rPr>
+          <w:b/>
+          <w:bCs/>
+        </w:rPr>
+        <w:t>suport a la decisió</w:t>
+      </w:r>
+      <w:r>
+        <w:t>, identificant i classificant comportaments anòmals amb coherència física, però sense la precisió que requeriria un sistema de decisió autònom en un entorn industrial crític.</w:t>
       </w:r>
     </w:p>
     <w:p>
@@ -6485,20 +6783,27 @@
         <w:jc w:val="both"/>
       </w:pPr>
       <w:r>
-        <w:t xml:space="preserve">El </w:t>
-      </w:r>
-      <w:r>
-        <w:rPr>
-          <w:i/>
-          <w:iCs/>
-        </w:rPr>
-        <w:t>boxplot</w:t>
-      </w:r>
-      <w:r>
-        <w:t xml:space="preserve"> interactiu mostra la distribució de cada característica espectral desglossada per tipologia de fallada, facilitant la interpretació física dels patrons detectats i la connexió amb els fenòmens mecànics subjacents. Un filtre interactiu permet seleccionar la característica a visualitzar, adaptant el gràfic dinàmicament a l'anàlisi d'interès.</w:t>
-      </w:r>
-      <w:r>
-        <w:t xml:space="preserve"> </w:t>
+        <w:t xml:space="preserve">Des del punt de vista tecnològic, el desplegament sobre AWS ha demostrat la viabilitat d'un sistema d'aquest tipus en infraestructura cloud de cost reduït. El pipeline s'executa sobre instàncies </w:t>
+      </w:r>
+      <w:r>
+        <w:rPr>
+          <w:b/>
+          <w:bCs/>
+        </w:rPr>
+        <w:t xml:space="preserve">SageMaker </w:t>
+      </w:r>
+      <w:r>
+        <w:t xml:space="preserve">sota demanda i el dashboard opera sobre una instància </w:t>
+      </w:r>
+      <w:r>
+        <w:rPr>
+          <w:b/>
+          <w:bCs/>
+        </w:rPr>
+        <w:t xml:space="preserve">EC2 </w:t>
+      </w:r>
+      <w:r>
+        <w:t>en funcionament continu, amb una arquitectura prou modular per incorporar futures millores sense redissenyar el sistema des de zero.</w:t>
       </w:r>
     </w:p>
     <w:p>
@@ -6506,31 +6811,85 @@
         <w:pStyle w:val="PARAGRAPH"/>
         <w:spacing w:before="160" w:after="40"/>
         <w:ind w:firstLine="238"/>
-        <w:jc w:val="center"/>
-      </w:pPr>
-      <w:r>
-        <w:rPr>
-          <w:rFonts w:ascii="Helvetica" w:hAnsi="Helvetica" w:cs="Helvetica"/>
-          <w:sz w:val="16"/>
-          <w:szCs w:val="16"/>
-        </w:rPr>
-        <w:t xml:space="preserve">Fig. </w:t>
-      </w:r>
-      <w:r>
-        <w:rPr>
-          <w:rFonts w:ascii="Helvetica" w:hAnsi="Helvetica" w:cs="Helvetica"/>
-          <w:sz w:val="16"/>
-          <w:szCs w:val="16"/>
-        </w:rPr>
-        <w:t>10</w:t>
-      </w:r>
-      <w:r>
-        <w:rPr>
-          <w:rFonts w:ascii="Helvetica" w:hAnsi="Helvetica" w:cs="Helvetica"/>
-          <w:sz w:val="16"/>
-          <w:szCs w:val="16"/>
-        </w:rPr>
-        <w:t>.  Heatmap d’anomalies per dispositiu i tipus de fallada</w:t>
+        <w:jc w:val="both"/>
+      </w:pPr>
+      <w:r>
+        <w:t>Finalment, el projecte ha posat de manifest la dificultat inherent a la validació de sistemes no supervisats en entorns industrials: en absència d'etiquetes reals, la qualitat dels resultats s'ha d'avaluar a partir de la coherència estadística dels clústers, l'estabilitat dels models entre execucions i la interpretabilitat física de les classificacions generades. Superar aquesta limitació és, precisament, el repte principal que orienta el treball futur.</w:t>
+      </w:r>
+    </w:p>
+    <w:p>
+      <w:pPr>
+        <w:pStyle w:val="Ttulo1"/>
+        <w:spacing w:line="240" w:lineRule="auto"/>
+        <w:jc w:val="both"/>
+        <w:rPr>
+          <w:color w:val="000000"/>
+        </w:rPr>
+      </w:pPr>
+      <w:r>
+        <w:rPr>
+          <w:color w:val="000000"/>
+        </w:rPr>
+        <w:t>1</w:t>
+      </w:r>
+      <w:r>
+        <w:rPr>
+          <w:color w:val="000000"/>
+        </w:rPr>
+        <w:t>1</w:t>
+      </w:r>
+      <w:r>
+        <w:rPr>
+          <w:color w:val="000000"/>
+        </w:rPr>
+        <w:t xml:space="preserve"> </w:t>
+      </w:r>
+      <w:r>
+        <w:rPr>
+          <w:color w:val="000000"/>
+        </w:rPr>
+        <w:t>TREBALL FUTUR</w:t>
+      </w:r>
+    </w:p>
+    <w:p>
+      <w:pPr>
+        <w:pStyle w:val="Ttulo2"/>
+        <w:spacing w:line="360" w:lineRule="auto"/>
+        <w:ind w:left="0" w:firstLine="0"/>
+        <w:jc w:val="both"/>
+        <w:rPr>
+          <w:rFonts w:cs="Helvetica"/>
+          <w:bCs/>
+          <w:color w:val="000000"/>
+          <w:spacing w:val="-6"/>
+        </w:rPr>
+      </w:pPr>
+      <w:r>
+        <w:rPr>
+          <w:color w:val="000000"/>
+        </w:rPr>
+        <w:t>1</w:t>
+      </w:r>
+      <w:r>
+        <w:rPr>
+          <w:color w:val="000000"/>
+        </w:rPr>
+        <w:t>1</w:t>
+      </w:r>
+      <w:r>
+        <w:rPr>
+          <w:color w:val="000000"/>
+        </w:rPr>
+        <w:t xml:space="preserve">.1 </w:t>
+      </w:r>
+      <w:r>
+        <w:rPr>
+          <w:rFonts w:cs="Helvetica"/>
+          <w:bCs/>
+          <w:color w:val="000000"/>
+          <w:spacing w:val="-6"/>
+        </w:rPr>
+        <w:t>Incorporació de dades etiquetades</w:t>
       </w:r>
     </w:p>
     <w:p>
@@ -6541,20 +6900,68 @@
         <w:jc w:val="both"/>
       </w:pPr>
       <w:r>
-        <w:t xml:space="preserve">El </w:t>
-      </w:r>
-      <w:r>
-        <w:rPr>
-          <w:i/>
-          <w:iCs/>
-        </w:rPr>
-        <w:t>heatmap</w:t>
-      </w:r>
-      <w:r>
-        <w:t xml:space="preserve"> dispositiu × tipologia de fallada creua els identificadors dels dispositius monitoritzats amb les tipologies detectades, revelant quins equips presenten major concentració d'anomalies i de quina naturalesa. Aquesta visualització és especialment útil per prioritzar les intervencions de manteniment sobre la flota.</w:t>
-      </w:r>
-      <w:r>
-        <w:t xml:space="preserve"> </w:t>
+        <w:t xml:space="preserve">La limitació més significativa del sistema actual és </w:t>
+      </w:r>
+      <w:r>
+        <w:rPr>
+          <w:b/>
+          <w:bCs/>
+        </w:rPr>
+        <w:t>l'absència d'etiquetes de fallada reals</w:t>
+      </w:r>
+      <w:r>
+        <w:t xml:space="preserve">. Treballar amb un conjunt de registres on cada anomalia estigui associada a una fallada identificada i validada per un tècnic permetria substituir l'aproximació no supervisada per models supervisats entrenats sobre veritat de camp. Amb etiquetes reals, el sistema podria superar el rol d'eina de suport i convertir-se en una eina de decisió, emetent alertes amb un grau de confiança suficient per desencadenar accions de manteniment de forma autònoma. Aquesta transició requeriria establir un </w:t>
+      </w:r>
+      <w:r>
+        <w:rPr>
+          <w:b/>
+          <w:bCs/>
+        </w:rPr>
+        <w:t>procés de captura i validació d'etiquetes en col·laboració amb els tècnics d'AEInnova</w:t>
+      </w:r>
+      <w:r>
+        <w:t>, integrat en el flux operatiu existent.</w:t>
+      </w:r>
+    </w:p>
+    <w:p>
+      <w:pPr>
+        <w:pStyle w:val="Ttulo2"/>
+        <w:spacing w:line="360" w:lineRule="auto"/>
+        <w:ind w:left="0" w:firstLine="0"/>
+        <w:jc w:val="both"/>
+        <w:rPr>
+          <w:rFonts w:cs="Helvetica"/>
+          <w:bCs/>
+          <w:color w:val="000000"/>
+          <w:spacing w:val="-6"/>
+        </w:rPr>
+      </w:pPr>
+      <w:r>
+        <w:rPr>
+          <w:color w:val="000000"/>
+        </w:rPr>
+        <w:t>1</w:t>
+      </w:r>
+      <w:r>
+        <w:rPr>
+          <w:color w:val="000000"/>
+        </w:rPr>
+        <w:t>1</w:t>
+      </w:r>
+      <w:r>
+        <w:rPr>
+          <w:color w:val="000000"/>
+        </w:rPr>
+        <w:t xml:space="preserve">.2 </w:t>
+      </w:r>
+      <w:r>
+        <w:rPr>
+          <w:rFonts w:cs="Helvetica"/>
+          <w:bCs/>
+          <w:color w:val="000000"/>
+          <w:spacing w:val="-6"/>
+        </w:rPr>
+        <w:t>Ingesta de dades en temps real</w:t>
       </w:r>
     </w:p>
     <w:p>
@@ -6562,380 +6969,16 @@
         <w:pStyle w:val="PARAGRAPH"/>
         <w:spacing w:before="160" w:after="40"/>
         <w:ind w:firstLine="238"/>
-        <w:jc w:val="center"/>
-      </w:pPr>
-      <w:r>
-        <w:rPr>
-          <w:rFonts w:ascii="Helvetica" w:hAnsi="Helvetica" w:cs="Helvetica"/>
-          <w:sz w:val="16"/>
-          <w:szCs w:val="16"/>
-        </w:rPr>
-        <w:t>Fig. 1</w:t>
-      </w:r>
-      <w:r>
-        <w:rPr>
-          <w:rFonts w:ascii="Helvetica" w:hAnsi="Helvetica" w:cs="Helvetica"/>
-          <w:sz w:val="16"/>
-          <w:szCs w:val="16"/>
-        </w:rPr>
-        <w:t>1</w:t>
-      </w:r>
-      <w:r>
-        <w:rPr>
-          <w:rFonts w:ascii="Helvetica" w:hAnsi="Helvetica" w:cs="Helvetica"/>
-          <w:sz w:val="16"/>
-          <w:szCs w:val="16"/>
-        </w:rPr>
-        <w:t>.  Taula de les últimes 20 alertes detectades</w:t>
-      </w:r>
-    </w:p>
-    <w:p>
-      <w:pPr>
-        <w:pStyle w:val="PARAGRAPH"/>
-        <w:spacing w:before="160" w:after="40"/>
-        <w:ind w:firstLine="238"/>
-        <w:jc w:val="both"/>
-      </w:pPr>
-      <w:r>
-        <w:t xml:space="preserve">La taula d'últimes alertes presenta les deteccions més recents amb codificació de color per nivell de severitat, oferint una vista operativa immediata per al personal tècnic. El </w:t>
+        <w:jc w:val="both"/>
+      </w:pPr>
+      <w:r>
+        <w:t xml:space="preserve">El sistema actual processa dades en </w:t>
       </w:r>
       <w:r>
         <w:rPr>
           <w:i/>
           <w:iCs/>
         </w:rPr>
-        <w:t>sidebar</w:t>
-      </w:r>
-      <w:r>
-        <w:t xml:space="preserve"> incorpora filtres interactius per nivell de severitat i tipologia de fallada que afecten totes les visualitzacions de forma simultània.</w:t>
-      </w:r>
-    </w:p>
-    <w:p>
-      <w:pPr>
-        <w:pStyle w:val="Ttulo1"/>
-        <w:spacing w:line="240" w:lineRule="auto"/>
-        <w:jc w:val="both"/>
-        <w:rPr>
-          <w:color w:val="000000"/>
-        </w:rPr>
-      </w:pPr>
-      <w:r>
-        <w:rPr>
-          <w:color w:val="000000"/>
-        </w:rPr>
-        <w:t>10</w:t>
-      </w:r>
-      <w:r>
-        <w:rPr>
-          <w:color w:val="000000"/>
-        </w:rPr>
-        <w:t xml:space="preserve"> </w:t>
-      </w:r>
-      <w:r>
-        <w:rPr>
-          <w:color w:val="000000"/>
-        </w:rPr>
-        <w:t>CONCLUSIONS</w:t>
-      </w:r>
-    </w:p>
-    <w:p>
-      <w:pPr>
-        <w:pStyle w:val="PARAGRAPH"/>
-        <w:spacing w:before="160" w:after="40"/>
-        <w:ind w:firstLine="238"/>
-        <w:jc w:val="both"/>
-      </w:pPr>
-      <w:r>
-        <w:t>Aquest treball ha desenvolupat un sistema complet de manteniment predictiu basat en dades de sensors IoT vibracionals, des del preprocessament del senyal fins al desplegament d'una eina de visualització en entorn cloud, cobrint totes les etapes del pipeline sense necessitat d'intervenció manual en la seva execució.</w:t>
-      </w:r>
-    </w:p>
-    <w:p>
-      <w:pPr>
-        <w:pStyle w:val="PARAGRAPH"/>
-        <w:spacing w:before="160" w:after="40"/>
-        <w:ind w:firstLine="238"/>
-        <w:jc w:val="both"/>
-      </w:pPr>
-      <w:r>
-        <w:t xml:space="preserve">Els objectius plantejats inicialment s'han assolit en la seva totalitat. S'ha construït un pipeline automatitzat sobre </w:t>
-      </w:r>
-      <w:r>
-        <w:rPr>
-          <w:b/>
-          <w:bCs/>
-        </w:rPr>
-        <w:t>AWS SageMaker</w:t>
-      </w:r>
-      <w:r>
-        <w:t xml:space="preserve"> capaç d'ingerir registres reals en format JSON, calcular característiques espectrals rellevants i entrenar models de detecció d'anomalies i classificació de fallades de forma desatesa. </w:t>
-      </w:r>
-    </w:p>
-    <w:p>
-      <w:pPr>
-        <w:pStyle w:val="PARAGRAPH"/>
-        <w:spacing w:before="160" w:after="40"/>
-        <w:ind w:firstLine="238"/>
-        <w:jc w:val="both"/>
-      </w:pPr>
-      <w:r>
-        <w:t>L'aproximació híbrida adoptada —</w:t>
-      </w:r>
-      <w:r>
-        <w:rPr>
-          <w:b/>
-          <w:bCs/>
-        </w:rPr>
-        <w:t>Isolation</w:t>
-      </w:r>
-      <w:r>
-        <w:t xml:space="preserve"> </w:t>
-      </w:r>
-      <w:r>
-        <w:rPr>
-          <w:b/>
-          <w:bCs/>
-        </w:rPr>
-        <w:t>Forest</w:t>
-      </w:r>
-      <w:r>
-        <w:t xml:space="preserve"> per a la detecció, </w:t>
-      </w:r>
-      <w:r>
-        <w:rPr>
-          <w:b/>
-          <w:bCs/>
-        </w:rPr>
-        <w:t>K-Means</w:t>
-      </w:r>
-      <w:r>
-        <w:t xml:space="preserve"> per a la segmentació de patrons i </w:t>
-      </w:r>
-      <w:r>
-        <w:rPr>
-          <w:b/>
-          <w:bCs/>
-        </w:rPr>
-        <w:lastRenderedPageBreak/>
-        <w:t>Gradient Boosting</w:t>
-      </w:r>
-      <w:r>
-        <w:t xml:space="preserve"> per a la classificació final— ha permès construir el sistema sense necessitat de dades etiquetades prèvies. Aquesta restricció, derivada de la naturalesa del dataset proporcionat per AEInnova, ha condicionat el rol del sistema: l'eina resultant actua com a </w:t>
-      </w:r>
-      <w:r>
-        <w:rPr>
-          <w:b/>
-          <w:bCs/>
-        </w:rPr>
-        <w:t>suport a la decisió</w:t>
-      </w:r>
-      <w:r>
-        <w:t>, identificant i classificant comportaments anòmals amb coherència física, però sense la precisió que requeriria un sistema de decisió autònom en un entorn industrial crític.</w:t>
-      </w:r>
-    </w:p>
-    <w:p>
-      <w:pPr>
-        <w:pStyle w:val="PARAGRAPH"/>
-        <w:spacing w:before="160" w:after="40"/>
-        <w:ind w:firstLine="238"/>
-        <w:jc w:val="both"/>
-      </w:pPr>
-      <w:r>
-        <w:t xml:space="preserve">Des del punt de vista tecnològic, el desplegament sobre AWS ha demostrat la viabilitat d'un sistema d'aquest tipus en infraestructura cloud de cost reduït. El pipeline s'executa sobre instàncies </w:t>
-      </w:r>
-      <w:r>
-        <w:rPr>
-          <w:b/>
-          <w:bCs/>
-        </w:rPr>
-        <w:t xml:space="preserve">SageMaker </w:t>
-      </w:r>
-      <w:r>
-        <w:t xml:space="preserve">sota demanda i el dashboard opera sobre una instància </w:t>
-      </w:r>
-      <w:r>
-        <w:rPr>
-          <w:b/>
-          <w:bCs/>
-        </w:rPr>
-        <w:t xml:space="preserve">EC2 </w:t>
-      </w:r>
-      <w:r>
-        <w:t>en funcionament continu, amb una arquitectura prou modular per incorporar futures millores sense redissenyar el sistema des de zero.</w:t>
-      </w:r>
-    </w:p>
-    <w:p>
-      <w:pPr>
-        <w:pStyle w:val="PARAGRAPH"/>
-        <w:spacing w:before="160" w:after="40"/>
-        <w:ind w:firstLine="238"/>
-        <w:jc w:val="both"/>
-      </w:pPr>
-      <w:r>
-        <w:t>Finalment, el projecte ha posat de manifest la dificultat inherent a la validació de sistemes no supervisats en entorns industrials: en absència d'etiquetes reals, la qualitat dels resultats s'ha d'avaluar a partir de la coherència estadística dels clústers, l'estabilitat dels models entre execucions i la interpretabilitat física de les classificacions generades. Superar aquesta limitació és, precisament, el repte principal que orienta el treball futur.</w:t>
-      </w:r>
-    </w:p>
-    <w:p>
-      <w:pPr>
-        <w:pStyle w:val="Ttulo1"/>
-        <w:spacing w:line="240" w:lineRule="auto"/>
-        <w:jc w:val="both"/>
-        <w:rPr>
-          <w:color w:val="000000"/>
-        </w:rPr>
-      </w:pPr>
-      <w:r>
-        <w:rPr>
-          <w:color w:val="000000"/>
-        </w:rPr>
-        <w:t>1</w:t>
-      </w:r>
-      <w:r>
-        <w:rPr>
-          <w:color w:val="000000"/>
-        </w:rPr>
-        <w:t>1</w:t>
-      </w:r>
-      <w:r>
-        <w:rPr>
-          <w:color w:val="000000"/>
-        </w:rPr>
-        <w:t xml:space="preserve"> </w:t>
-      </w:r>
-      <w:r>
-        <w:rPr>
-          <w:color w:val="000000"/>
-        </w:rPr>
-        <w:t>TREBALL FUTUR</w:t>
-      </w:r>
-    </w:p>
-    <w:p>
-      <w:pPr>
-        <w:pStyle w:val="Ttulo2"/>
-        <w:spacing w:line="360" w:lineRule="auto"/>
-        <w:ind w:left="0" w:firstLine="0"/>
-        <w:jc w:val="both"/>
-        <w:rPr>
-          <w:rFonts w:cs="Helvetica"/>
-          <w:bCs/>
-          <w:color w:val="000000"/>
-          <w:spacing w:val="-6"/>
-        </w:rPr>
-      </w:pPr>
-      <w:r>
-        <w:rPr>
-          <w:color w:val="000000"/>
-        </w:rPr>
-        <w:t>1</w:t>
-      </w:r>
-      <w:r>
-        <w:rPr>
-          <w:color w:val="000000"/>
-        </w:rPr>
-        <w:t>1</w:t>
-      </w:r>
-      <w:r>
-        <w:rPr>
-          <w:color w:val="000000"/>
-        </w:rPr>
-        <w:t xml:space="preserve">.1 </w:t>
-      </w:r>
-      <w:r>
-        <w:rPr>
-          <w:rFonts w:cs="Helvetica"/>
-          <w:bCs/>
-          <w:color w:val="000000"/>
-          <w:spacing w:val="-6"/>
-        </w:rPr>
-        <w:t>Incorporació de dades etiquetades</w:t>
-      </w:r>
-    </w:p>
-    <w:p>
-      <w:pPr>
-        <w:pStyle w:val="PARAGRAPH"/>
-        <w:spacing w:before="160" w:after="40"/>
-        <w:ind w:firstLine="238"/>
-        <w:jc w:val="both"/>
-      </w:pPr>
-      <w:r>
-        <w:t xml:space="preserve">La limitació més significativa del sistema actual és </w:t>
-      </w:r>
-      <w:r>
-        <w:rPr>
-          <w:b/>
-          <w:bCs/>
-        </w:rPr>
-        <w:t>l'absència d'etiquetes de fallada reals</w:t>
-      </w:r>
-      <w:r>
-        <w:t xml:space="preserve">. Treballar amb un conjunt de registres on cada anomalia estigui associada a una fallada identificada i validada per un tècnic permetria substituir l'aproximació no supervisada per models supervisats entrenats sobre veritat de camp. Amb etiquetes reals, el sistema podria superar el rol d'eina de suport i convertir-se en una eina de decisió, emetent alertes amb un grau de confiança suficient per desencadenar accions de manteniment de forma autònoma. Aquesta transició requeriria establir un </w:t>
-      </w:r>
-      <w:r>
-        <w:rPr>
-          <w:b/>
-          <w:bCs/>
-        </w:rPr>
-        <w:t>procés de captura i validació d'etiquetes en col·laboració amb els tècnics d'AEInnova</w:t>
-      </w:r>
-      <w:r>
-        <w:t>, integrat en el flux operatiu existent.</w:t>
-      </w:r>
-    </w:p>
-    <w:p>
-      <w:pPr>
-        <w:pStyle w:val="Ttulo2"/>
-        <w:spacing w:line="360" w:lineRule="auto"/>
-        <w:ind w:left="0" w:firstLine="0"/>
-        <w:jc w:val="both"/>
-        <w:rPr>
-          <w:rFonts w:cs="Helvetica"/>
-          <w:bCs/>
-          <w:color w:val="000000"/>
-          <w:spacing w:val="-6"/>
-        </w:rPr>
-      </w:pPr>
-      <w:r>
-        <w:rPr>
-          <w:color w:val="000000"/>
-        </w:rPr>
-        <w:t>1</w:t>
-      </w:r>
-      <w:r>
-        <w:rPr>
-          <w:color w:val="000000"/>
-        </w:rPr>
-        <w:t>1</w:t>
-      </w:r>
-      <w:r>
-        <w:rPr>
-          <w:color w:val="000000"/>
-        </w:rPr>
-        <w:t xml:space="preserve">.2 </w:t>
-      </w:r>
-      <w:r>
-        <w:rPr>
-          <w:rFonts w:cs="Helvetica"/>
-          <w:bCs/>
-          <w:color w:val="000000"/>
-          <w:spacing w:val="-6"/>
-        </w:rPr>
-        <w:t>Ingesta de dades en temps real</w:t>
-      </w:r>
-    </w:p>
-    <w:p>
-      <w:pPr>
-        <w:pStyle w:val="PARAGRAPH"/>
-        <w:spacing w:before="160" w:after="40"/>
-        <w:ind w:firstLine="238"/>
-        <w:jc w:val="both"/>
-      </w:pPr>
-      <w:r>
-        <w:t xml:space="preserve">El sistema actual processa dades en </w:t>
-      </w:r>
-      <w:r>
-        <w:rPr>
-          <w:i/>
-          <w:iCs/>
-        </w:rPr>
         <w:t>batch</w:t>
       </w:r>
       <w:r>
@@ -6946,7 +6989,14 @@
           <w:b/>
           <w:bCs/>
         </w:rPr>
-        <w:t xml:space="preserve">Amazon Kinesis Data Streams </w:t>
+        <w:t xml:space="preserve">Amazon Kinesis </w:t>
+      </w:r>
+      <w:r>
+        <w:rPr>
+          <w:b/>
+          <w:bCs/>
+        </w:rPr>
+        <w:t xml:space="preserve">Data Streams </w:t>
       </w:r>
       <w:r>
         <w:t>permetrien adaptar el pipeline actual a aquest esquema sense canvis estructurals profunds.</w:t>
@@ -9006,7 +9056,13 @@
         <w:jc w:val="both"/>
       </w:pPr>
       <w:r>
-        <w:t>El Tipus 0 destaca per l'elevada desviació estàndard i el factor de cresta alt, indicadors d'</w:t>
+        <w:t xml:space="preserve">El Tipus 0 destaca per l'elevada desviació estàndard i el factor de cresta alt, </w:t>
+      </w:r>
+      <w:r>
+        <w:t xml:space="preserve">compatibles amb una hipòtesi </w:t>
+      </w:r>
+      <w:r>
+        <w:t>d'</w:t>
       </w:r>
       <w:r>
         <w:rPr>
@@ -9037,7 +9093,13 @@
       </w:pPr>
       <w:commentRangeStart w:id="2"/>
       <w:r>
-        <w:t xml:space="preserve">El Tipus 1 presenta l'energia en banda mitja més elevada i la freqüència dominant més baixa (~52 Hz), coherent amb el patró de </w:t>
+        <w:t xml:space="preserve">El Tipus 1 presenta l'energia en banda mitja més elevada i la freqüència dominant més baixa (~52 Hz), </w:t>
+      </w:r>
+      <w:r>
+        <w:t xml:space="preserve">compatible amb una hipòtesi </w:t>
+      </w:r>
+      <w:r>
+        <w:t xml:space="preserve">de </w:t>
       </w:r>
       <w:r>
         <w:rPr>
@@ -9094,7 +9156,10 @@
         <w:jc w:val="both"/>
       </w:pPr>
       <w:r>
-        <w:t xml:space="preserve">El Tipus 3 concentra la major part de l'energia en la banda mitja amb distribució multibanda, consistent amb </w:t>
+        <w:t xml:space="preserve">El Tipus 3 concentra la major part de l'energia en la banda mitja amb distribució multibanda, </w:t>
+      </w:r>
+      <w:r>
+        <w:t xml:space="preserve">compatible amb una hipòtesi de </w:t>
       </w:r>
       <w:r>
         <w:rPr>
@@ -9518,11 +9583,13 @@
     <w:p>
       <w:pPr>
         <w:pStyle w:val="PARAGRAPH"/>
+        <w:jc w:val="both"/>
       </w:pPr>
     </w:p>
     <w:p>
       <w:pPr>
         <w:pStyle w:val="PARAGRAPH"/>
+        <w:jc w:val="both"/>
       </w:pPr>
       <w:r>
         <w:t xml:space="preserve">Per complementar l’avaluació funcional del sistema, s’ha analitzat el comportament computacional del pipeline sobre el conjunt de dades complet. La taula mostra el temps d’execució de cada etapa, mesurat en entorn local sobre els 21.789 registres del dataset. </w:t>
@@ -9946,11 +10013,13 @@
     <w:p>
       <w:pPr>
         <w:pStyle w:val="PARAGRAPH"/>
+        <w:jc w:val="both"/>
       </w:pPr>
     </w:p>
     <w:p>
       <w:pPr>
         <w:pStyle w:val="TFG"/>
+        <w:jc w:val="both"/>
         <w:rPr>
           <w:rFonts w:ascii="Palatino Linotype" w:hAnsi="Palatino Linotype"/>
           <w:szCs w:val="19"/>
@@ -10077,6 +10146,7 @@
     <w:p>
       <w:pPr>
         <w:pStyle w:val="TFG"/>
+        <w:jc w:val="both"/>
         <w:rPr>
           <w:rFonts w:ascii="Palatino Linotype" w:hAnsi="Palatino Linotype"/>
           <w:szCs w:val="19"/>
